--- a/awsvpcb-setup instructions.docx
+++ b/awsvpcb-setup instructions.docx
@@ -18,32 +18,730 @@
         <w:t>Instructions for AWSVPCB-SETUP</w:t>
       </w:r>
     </w:p>
-    <w:p>
-      <w:pPr>
+    <w:sdt>
+      <w:sdtPr>
+        <w:rPr>
+          <w:rFonts w:asciiTheme="minorHAnsi" w:eastAsiaTheme="minorHAnsi" w:hAnsiTheme="minorHAnsi" w:cstheme="minorBidi"/>
+          <w:color w:val="auto"/>
+          <w:kern w:val="2"/>
+          <w:sz w:val="24"/>
+          <w:szCs w:val="24"/>
+          <w14:ligatures w14:val="standardContextual"/>
+        </w:rPr>
+        <w:id w:val="-142748319"/>
+        <w:docPartObj>
+          <w:docPartGallery w:val="Table of Contents"/>
+          <w:docPartUnique/>
+        </w:docPartObj>
+      </w:sdtPr>
+      <w:sdtEndPr>
         <w:rPr>
           <w:b/>
           <w:bCs/>
-        </w:rPr>
-      </w:pPr>
+          <w:noProof/>
+        </w:rPr>
+      </w:sdtEndPr>
+      <w:sdtContent>
+        <w:p>
+          <w:pPr>
+            <w:pStyle w:val="TOCHeading"/>
+          </w:pPr>
+          <w:r>
+            <w:t>Contents</w:t>
+          </w:r>
+        </w:p>
+        <w:p>
+          <w:pPr>
+            <w:pStyle w:val="TOC1"/>
+            <w:tabs>
+              <w:tab w:val="right" w:leader="dot" w:pos="9350"/>
+            </w:tabs>
+            <w:rPr>
+              <w:rFonts w:eastAsiaTheme="minorEastAsia"/>
+              <w:noProof/>
+              <w:kern w:val="0"/>
+              <w:sz w:val="22"/>
+              <w:szCs w:val="22"/>
+              <w14:ligatures w14:val="none"/>
+            </w:rPr>
+          </w:pPr>
+          <w:r>
+            <w:rPr>
+              <w:b/>
+              <w:bCs/>
+              <w:noProof/>
+            </w:rPr>
+            <w:fldChar w:fldCharType="begin"/>
+          </w:r>
+          <w:r>
+            <w:rPr>
+              <w:b/>
+              <w:bCs/>
+              <w:noProof/>
+            </w:rPr>
+            <w:instrText xml:space="preserve"> TOC \o "1-3" \h \z \u </w:instrText>
+          </w:r>
+          <w:r>
+            <w:rPr>
+              <w:b/>
+              <w:bCs/>
+              <w:noProof/>
+            </w:rPr>
+            <w:fldChar w:fldCharType="separate"/>
+          </w:r>
+          <w:hyperlink w:anchor="_Toc237607459" w:history="1">
+            <w:r>
+              <w:rPr>
+                <w:rStyle w:val="Hyperlink"/>
+                <w:noProof/>
+              </w:rPr>
+              <w:t>Assumptions</w:t>
+            </w:r>
+            <w:r>
+              <w:rPr>
+                <w:noProof/>
+                <w:webHidden/>
+              </w:rPr>
+              <w:tab/>
+            </w:r>
+            <w:r>
+              <w:rPr>
+                <w:noProof/>
+                <w:webHidden/>
+              </w:rPr>
+              <w:fldChar w:fldCharType="begin"/>
+            </w:r>
+            <w:r>
+              <w:rPr>
+                <w:noProof/>
+                <w:webHidden/>
+              </w:rPr>
+              <w:instrText xml:space="preserve"> PAGEREF _Toc237607459 \h </w:instrText>
+            </w:r>
+            <w:r>
+              <w:rPr>
+                <w:noProof/>
+                <w:webHidden/>
+              </w:rPr>
+            </w:r>
+            <w:r>
+              <w:rPr>
+                <w:noProof/>
+                <w:webHidden/>
+              </w:rPr>
+              <w:fldChar w:fldCharType="separate"/>
+            </w:r>
+            <w:r>
+              <w:rPr>
+                <w:noProof/>
+                <w:webHidden/>
+              </w:rPr>
+              <w:t>1</w:t>
+            </w:r>
+            <w:r>
+              <w:rPr>
+                <w:noProof/>
+                <w:webHidden/>
+              </w:rPr>
+              <w:fldChar w:fldCharType="end"/>
+            </w:r>
+          </w:hyperlink>
+        </w:p>
+        <w:p>
+          <w:pPr>
+            <w:pStyle w:val="TOC1"/>
+            <w:tabs>
+              <w:tab w:val="right" w:leader="dot" w:pos="9350"/>
+            </w:tabs>
+            <w:rPr>
+              <w:rFonts w:eastAsiaTheme="minorEastAsia"/>
+              <w:noProof/>
+              <w:kern w:val="0"/>
+              <w:sz w:val="22"/>
+              <w:szCs w:val="22"/>
+              <w14:ligatures w14:val="none"/>
+            </w:rPr>
+          </w:pPr>
+          <w:hyperlink w:anchor="_Toc237607460" w:history="1">
+            <w:r>
+              <w:rPr>
+                <w:rStyle w:val="Hyperlink"/>
+                <w:noProof/>
+              </w:rPr>
+              <w:t>Background</w:t>
+            </w:r>
+            <w:r>
+              <w:rPr>
+                <w:noProof/>
+                <w:webHidden/>
+              </w:rPr>
+              <w:tab/>
+            </w:r>
+            <w:r>
+              <w:rPr>
+                <w:noProof/>
+                <w:webHidden/>
+              </w:rPr>
+              <w:fldChar w:fldCharType="begin"/>
+            </w:r>
+            <w:r>
+              <w:rPr>
+                <w:noProof/>
+                <w:webHidden/>
+              </w:rPr>
+              <w:instrText xml:space="preserve"> PAGEREF _Toc237607460 \h </w:instrText>
+            </w:r>
+            <w:r>
+              <w:rPr>
+                <w:noProof/>
+                <w:webHidden/>
+              </w:rPr>
+            </w:r>
+            <w:r>
+              <w:rPr>
+                <w:noProof/>
+                <w:webHidden/>
+              </w:rPr>
+              <w:fldChar w:fldCharType="separate"/>
+            </w:r>
+            <w:r>
+              <w:rPr>
+                <w:noProof/>
+                <w:webHidden/>
+              </w:rPr>
+              <w:t>1</w:t>
+            </w:r>
+            <w:r>
+              <w:rPr>
+                <w:noProof/>
+                <w:webHidden/>
+              </w:rPr>
+              <w:fldChar w:fldCharType="end"/>
+            </w:r>
+          </w:hyperlink>
+        </w:p>
+        <w:p>
+          <w:pPr>
+            <w:pStyle w:val="TOC1"/>
+            <w:tabs>
+              <w:tab w:val="right" w:leader="dot" w:pos="9350"/>
+            </w:tabs>
+            <w:rPr>
+              <w:rFonts w:eastAsiaTheme="minorEastAsia"/>
+              <w:noProof/>
+              <w:kern w:val="0"/>
+              <w:sz w:val="22"/>
+              <w:szCs w:val="22"/>
+              <w14:ligatures w14:val="none"/>
+            </w:rPr>
+          </w:pPr>
+          <w:hyperlink w:anchor="_Toc237607461" w:history="1">
+            <w:r>
+              <w:rPr>
+                <w:rStyle w:val="Hyperlink"/>
+                <w:noProof/>
+              </w:rPr>
+              <w:t>Pre-requisites</w:t>
+            </w:r>
+            <w:r>
+              <w:rPr>
+                <w:noProof/>
+                <w:webHidden/>
+              </w:rPr>
+              <w:tab/>
+            </w:r>
+            <w:r>
+              <w:rPr>
+                <w:noProof/>
+                <w:webHidden/>
+              </w:rPr>
+              <w:fldChar w:fldCharType="begin"/>
+            </w:r>
+            <w:r>
+              <w:rPr>
+                <w:noProof/>
+                <w:webHidden/>
+              </w:rPr>
+              <w:instrText xml:space="preserve"> PAGEREF _Toc237607461 \h </w:instrText>
+            </w:r>
+            <w:r>
+              <w:rPr>
+                <w:noProof/>
+                <w:webHidden/>
+              </w:rPr>
+            </w:r>
+            <w:r>
+              <w:rPr>
+                <w:noProof/>
+                <w:webHidden/>
+              </w:rPr>
+              <w:fldChar w:fldCharType="separate"/>
+            </w:r>
+            <w:r>
+              <w:rPr>
+                <w:noProof/>
+                <w:webHidden/>
+              </w:rPr>
+              <w:t>2</w:t>
+            </w:r>
+            <w:r>
+              <w:rPr>
+                <w:noProof/>
+                <w:webHidden/>
+              </w:rPr>
+              <w:fldChar w:fldCharType="end"/>
+            </w:r>
+          </w:hyperlink>
+        </w:p>
+        <w:p>
+          <w:pPr>
+            <w:pStyle w:val="TOC2"/>
+            <w:tabs>
+              <w:tab w:val="right" w:leader="dot" w:pos="9350"/>
+            </w:tabs>
+            <w:rPr>
+              <w:rFonts w:eastAsiaTheme="minorEastAsia"/>
+              <w:noProof/>
+              <w:kern w:val="0"/>
+              <w:sz w:val="22"/>
+              <w:szCs w:val="22"/>
+              <w14:ligatures w14:val="none"/>
+            </w:rPr>
+          </w:pPr>
+          <w:hyperlink w:anchor="_Toc237607462" w:history="1">
+            <w:r>
+              <w:rPr>
+                <w:rStyle w:val="Hyperlink"/>
+                <w:noProof/>
+              </w:rPr>
+              <w:t>WSL installation</w:t>
+            </w:r>
+            <w:r>
+              <w:rPr>
+                <w:noProof/>
+                <w:webHidden/>
+              </w:rPr>
+              <w:tab/>
+            </w:r>
+            <w:r>
+              <w:rPr>
+                <w:noProof/>
+                <w:webHidden/>
+              </w:rPr>
+              <w:fldChar w:fldCharType="begin"/>
+            </w:r>
+            <w:r>
+              <w:rPr>
+                <w:noProof/>
+                <w:webHidden/>
+              </w:rPr>
+              <w:instrText xml:space="preserve"> PAGEREF _Toc237607462 \h </w:instrText>
+            </w:r>
+            <w:r>
+              <w:rPr>
+                <w:noProof/>
+                <w:webHidden/>
+              </w:rPr>
+            </w:r>
+            <w:r>
+              <w:rPr>
+                <w:noProof/>
+                <w:webHidden/>
+              </w:rPr>
+              <w:fldChar w:fldCharType="separate"/>
+            </w:r>
+            <w:r>
+              <w:rPr>
+                <w:noProof/>
+                <w:webHidden/>
+              </w:rPr>
+              <w:t>2</w:t>
+            </w:r>
+            <w:r>
+              <w:rPr>
+                <w:noProof/>
+                <w:webHidden/>
+              </w:rPr>
+              <w:fldChar w:fldCharType="end"/>
+            </w:r>
+          </w:hyperlink>
+        </w:p>
+        <w:p>
+          <w:pPr>
+            <w:pStyle w:val="TOC2"/>
+            <w:tabs>
+              <w:tab w:val="right" w:leader="dot" w:pos="9350"/>
+            </w:tabs>
+            <w:rPr>
+              <w:rFonts w:eastAsiaTheme="minorEastAsia"/>
+              <w:noProof/>
+              <w:kern w:val="0"/>
+              <w:sz w:val="22"/>
+              <w:szCs w:val="22"/>
+              <w14:ligatures w14:val="none"/>
+            </w:rPr>
+          </w:pPr>
+          <w:hyperlink w:anchor="_Toc237607463" w:history="1">
+            <w:r>
+              <w:rPr>
+                <w:rStyle w:val="Hyperlink"/>
+                <w:noProof/>
+              </w:rPr>
+              <w:t>Pre-installed WSL OS Duplication</w:t>
+            </w:r>
+            <w:r>
+              <w:rPr>
+                <w:noProof/>
+                <w:webHidden/>
+              </w:rPr>
+              <w:tab/>
+            </w:r>
+            <w:r>
+              <w:rPr>
+                <w:noProof/>
+                <w:webHidden/>
+              </w:rPr>
+              <w:fldChar w:fldCharType="begin"/>
+            </w:r>
+            <w:r>
+              <w:rPr>
+                <w:noProof/>
+                <w:webHidden/>
+              </w:rPr>
+              <w:instrText xml:space="preserve"> PAGEREF _Toc237607463 \h </w:instrText>
+            </w:r>
+            <w:r>
+              <w:rPr>
+                <w:noProof/>
+                <w:webHidden/>
+              </w:rPr>
+            </w:r>
+            <w:r>
+              <w:rPr>
+                <w:noProof/>
+                <w:webHidden/>
+              </w:rPr>
+              <w:fldChar w:fldCharType="separate"/>
+            </w:r>
+            <w:r>
+              <w:rPr>
+                <w:noProof/>
+                <w:webHidden/>
+              </w:rPr>
+              <w:t>4</w:t>
+            </w:r>
+            <w:r>
+              <w:rPr>
+                <w:noProof/>
+                <w:webHidden/>
+              </w:rPr>
+              <w:fldChar w:fldCharType="end"/>
+            </w:r>
+          </w:hyperlink>
+        </w:p>
+        <w:p>
+          <w:pPr>
+            <w:pStyle w:val="TOC1"/>
+            <w:tabs>
+              <w:tab w:val="right" w:leader="dot" w:pos="9350"/>
+            </w:tabs>
+            <w:rPr>
+              <w:rFonts w:eastAsiaTheme="minorEastAsia"/>
+              <w:noProof/>
+              <w:kern w:val="0"/>
+              <w:sz w:val="22"/>
+              <w:szCs w:val="22"/>
+              <w14:ligatures w14:val="none"/>
+            </w:rPr>
+          </w:pPr>
+          <w:hyperlink w:anchor="_Toc237607464" w:history="1">
+            <w:r>
+              <w:rPr>
+                <w:rStyle w:val="Hyperlink"/>
+                <w:noProof/>
+              </w:rPr>
+              <w:t>Main Steps</w:t>
+            </w:r>
+            <w:r>
+              <w:rPr>
+                <w:noProof/>
+                <w:webHidden/>
+              </w:rPr>
+              <w:tab/>
+            </w:r>
+            <w:r>
+              <w:rPr>
+                <w:noProof/>
+                <w:webHidden/>
+              </w:rPr>
+              <w:fldChar w:fldCharType="begin"/>
+            </w:r>
+            <w:r>
+              <w:rPr>
+                <w:noProof/>
+                <w:webHidden/>
+              </w:rPr>
+              <w:instrText xml:space="preserve"> PAGEREF _Toc237607464 \h </w:instrText>
+            </w:r>
+            <w:r>
+              <w:rPr>
+                <w:noProof/>
+                <w:webHidden/>
+              </w:rPr>
+            </w:r>
+            <w:r>
+              <w:rPr>
+                <w:noProof/>
+                <w:webHidden/>
+              </w:rPr>
+              <w:fldChar w:fldCharType="separate"/>
+            </w:r>
+            <w:r>
+              <w:rPr>
+                <w:noProof/>
+                <w:webHidden/>
+              </w:rPr>
+              <w:t>4</w:t>
+            </w:r>
+            <w:r>
+              <w:rPr>
+                <w:noProof/>
+                <w:webHidden/>
+              </w:rPr>
+              <w:fldChar w:fldCharType="end"/>
+            </w:r>
+          </w:hyperlink>
+        </w:p>
+        <w:p>
+          <w:r>
+            <w:rPr>
+              <w:b/>
+              <w:bCs/>
+              <w:noProof/>
+            </w:rPr>
+            <w:fldChar w:fldCharType="end"/>
+          </w:r>
+        </w:p>
+      </w:sdtContent>
+    </w:sdt>
+    <w:p>
+      <w:pPr>
+        <w:pStyle w:val="Heading1"/>
+      </w:pPr>
+      <w:bookmarkStart w:id="0" w:name="_Toc237607459"/>
+      <w:r>
+        <w:t>Assumptions</w:t>
+      </w:r>
+      <w:bookmarkEnd w:id="0"/>
+    </w:p>
+    <w:p>
+      <w:pPr>
+        <w:rPr>
+          <w:bCs/>
+        </w:rPr>
+      </w:pPr>
+      <w:r>
+        <w:rPr>
+          <w:bCs/>
+        </w:rPr>
+        <w:t>This document assumes you have basic knowledge of *NIX systems and are comfortable with the following:</w:t>
+      </w:r>
+    </w:p>
+    <w:p>
+      <w:pPr>
+        <w:pStyle w:val="ListParagraph"/>
+        <w:numPr>
+          <w:ilvl w:val="0"/>
+          <w:numId w:val="5"/>
+        </w:numPr>
+        <w:rPr>
+          <w:bCs/>
+        </w:rPr>
+      </w:pPr>
+      <w:r>
+        <w:rPr>
+          <w:bCs/>
+        </w:rPr>
+        <w:t>Using the command line</w:t>
+      </w:r>
+    </w:p>
+    <w:p>
+      <w:pPr>
+        <w:pStyle w:val="ListParagraph"/>
+        <w:numPr>
+          <w:ilvl w:val="0"/>
+          <w:numId w:val="5"/>
+        </w:numPr>
+        <w:rPr>
+          <w:bCs/>
+        </w:rPr>
+      </w:pPr>
+      <w:r>
+        <w:rPr>
+          <w:bCs/>
+        </w:rPr>
+        <w:t>Navigating directories (</w:t>
+      </w:r>
       <w:r>
         <w:rPr>
           <w:b/>
           <w:bCs/>
         </w:rPr>
+        <w:t>cd</w:t>
+      </w:r>
+      <w:r>
+        <w:rPr>
+          <w:bCs/>
+        </w:rPr>
+        <w:t xml:space="preserve"> command)</w:t>
+      </w:r>
+    </w:p>
+    <w:p>
+      <w:pPr>
+        <w:pStyle w:val="ListParagraph"/>
+        <w:numPr>
+          <w:ilvl w:val="0"/>
+          <w:numId w:val="5"/>
+        </w:numPr>
+        <w:rPr>
+          <w:bCs/>
+        </w:rPr>
+      </w:pPr>
+      <w:r>
+        <w:rPr>
+          <w:bCs/>
+        </w:rPr>
+        <w:t>Creating directories (</w:t>
+      </w:r>
+      <w:r>
+        <w:rPr>
+          <w:b/>
+          <w:bCs/>
+        </w:rPr>
+        <w:t>mkdir</w:t>
+      </w:r>
+      <w:r>
+        <w:rPr>
+          <w:bCs/>
+        </w:rPr>
+        <w:t xml:space="preserve"> command)</w:t>
+      </w:r>
+    </w:p>
+    <w:p>
+      <w:pPr>
+        <w:pStyle w:val="ListParagraph"/>
+        <w:numPr>
+          <w:ilvl w:val="0"/>
+          <w:numId w:val="5"/>
+        </w:numPr>
+        <w:rPr>
+          <w:bCs/>
+        </w:rPr>
+      </w:pPr>
+      <w:r>
+        <w:rPr>
+          <w:bCs/>
+        </w:rPr>
+        <w:t>Downloading internet files (</w:t>
+      </w:r>
+      <w:r>
+        <w:rPr>
+          <w:b/>
+          <w:bCs/>
+        </w:rPr>
+        <w:t>wget</w:t>
+      </w:r>
+      <w:r>
+        <w:rPr>
+          <w:bCs/>
+        </w:rPr>
+        <w:t xml:space="preserve"> command)</w:t>
+      </w:r>
+    </w:p>
+    <w:p>
+      <w:pPr>
+        <w:pStyle w:val="ListParagraph"/>
+        <w:numPr>
+          <w:ilvl w:val="0"/>
+          <w:numId w:val="5"/>
+        </w:numPr>
+        <w:rPr>
+          <w:bCs/>
+        </w:rPr>
+      </w:pPr>
+      <w:r>
+        <w:rPr>
+          <w:bCs/>
+        </w:rPr>
+        <w:t>Elevating terminal levels (</w:t>
+      </w:r>
+      <w:r>
+        <w:rPr>
+          <w:b/>
+          <w:bCs/>
+        </w:rPr>
+        <w:t>sudo</w:t>
+      </w:r>
+      <w:r>
+        <w:rPr>
+          <w:bCs/>
+        </w:rPr>
+        <w:t xml:space="preserve"> command, elevated Windows terminals)</w:t>
+      </w:r>
+    </w:p>
+    <w:p>
+      <w:pPr>
+        <w:rPr>
+          <w:bCs/>
+        </w:rPr>
+      </w:pPr>
+      <w:r>
+        <w:rPr>
+          <w:bCs/>
+        </w:rPr>
+        <w:t>Usage of these commands are not covered in this document. If you are primarily familiar with OS manage</w:t>
+      </w:r>
+      <w:r>
+        <w:rPr>
+          <w:bCs/>
+        </w:rPr>
+        <w:t>ment</w:t>
+      </w:r>
+      <w:r>
+        <w:rPr>
+          <w:bCs/>
+        </w:rPr>
+        <w:t xml:space="preserve"> using graphical utilities, you will need to consult documentation before proceeding.</w:t>
+      </w:r>
+    </w:p>
+    <w:p>
+      <w:pPr>
+        <w:pStyle w:val="Heading1"/>
+      </w:pPr>
+      <w:bookmarkStart w:id="1" w:name="_Toc237607460"/>
+      <w:r>
         <w:t>Background</w:t>
       </w:r>
-    </w:p>
-    <w:p>
-      <w:r>
-        <w:t>The AWSVPCB scripts were developed for FIU to allow for the automated creation of AWS environments for students to review and diagnose problems.  Json configuration files can be used (</w:t>
-      </w:r>
-      <w:proofErr w:type="gramStart"/>
-      <w:r>
-        <w:t>similar to</w:t>
-      </w:r>
-      <w:proofErr w:type="gramEnd"/>
-      <w:r>
-        <w:t xml:space="preserve"> Cloud Formation) to create unique AWS environments</w:t>
+      <w:bookmarkEnd w:id="1"/>
+    </w:p>
+    <w:p>
+      <w:r>
+        <w:t xml:space="preserve">The </w:t>
+      </w:r>
+      <w:r>
+        <w:rPr>
+          <w:b/>
+        </w:rPr>
+        <w:t>AWSVPCB</w:t>
+      </w:r>
+      <w:r>
+        <w:t xml:space="preserve"> scripts were developed for FIU to allow for the automated creation of AWS environments for students to review and diagnose problems.  </w:t>
+      </w:r>
+      <w:r>
+        <w:t>JSON</w:t>
+      </w:r>
+      <w:r>
+        <w:t xml:space="preserve"> configuration files can be used (similar to Cloud Formation) to create unique AWS environments</w:t>
       </w:r>
       <w:r>
         <w:t xml:space="preserve">.  </w:t>
@@ -56,124 +754,138 @@
       <w:r>
         <w:t xml:space="preserve">This document describes how to run and what to expect when running the </w:t>
       </w:r>
-      <w:proofErr w:type="spellStart"/>
-      <w:r>
-        <w:rPr>
+      <w:r>
+        <w:rPr>
+          <w:b/>
           <w:i/>
           <w:iCs/>
         </w:rPr>
-        <w:t>awsvpcb</w:t>
-      </w:r>
-      <w:proofErr w:type="spellEnd"/>
-      <w:r>
-        <w:rPr>
+        <w:t>awsvpcb-setup</w:t>
+      </w:r>
+      <w:r>
+        <w:rPr>
+          <w:b/>
+        </w:rPr>
+        <w:t xml:space="preserve"> </w:t>
+      </w:r>
+      <w:r>
+        <w:t>script, which is intended for use by professors that want to teach a course using the AWSVPCB scripts.  This script builds all of the necessary professor-specific AWS environment to support receiving diagnostic logs from students and being notified of s</w:t>
+      </w:r>
+      <w:r>
+        <w:t>u</w:t>
+      </w:r>
+      <w:r>
+        <w:t xml:space="preserve">ch </w:t>
+      </w:r>
+      <w:r>
+        <w:lastRenderedPageBreak/>
+        <w:t>receipt.  This s</w:t>
+      </w:r>
+      <w:r>
+        <w:t xml:space="preserve">cript also creates a vpcb-config file that </w:t>
+      </w:r>
+      <w:r>
+        <w:t xml:space="preserve">by default </w:t>
+      </w:r>
+      <w:r>
+        <w:t xml:space="preserve">is sent to the central admin (currently </w:t>
+      </w:r>
+      <w:r>
+        <w:rPr>
+          <w:b/>
+        </w:rPr>
+        <w:t>Norbert Monfort</w:t>
+      </w:r>
+      <w:r>
+        <w:t xml:space="preserve"> at FIU) to have it added to the list of config files that students can choose from when running the </w:t>
+      </w:r>
+      <w:r>
+        <w:t>AWSVPCB scripts within an AWS Academy Learner Lab</w:t>
+      </w:r>
+      <w:r>
+        <w:t>.</w:t>
+      </w:r>
+      <w:r>
+        <w:t xml:space="preserve"> </w:t>
+      </w:r>
+      <w:r>
+        <w:t xml:space="preserve">Students will be able </w:t>
+      </w:r>
+      <w:r>
+        <w:t>to choose their professor and course such</w:t>
+      </w:r>
+      <w:r>
+        <w:t xml:space="preserve"> that diagnostic logs</w:t>
+      </w:r>
+      <w:r>
+        <w:t xml:space="preserve"> are sent to the right professor.</w:t>
+      </w:r>
+    </w:p>
+    <w:p>
+      <w:r>
+        <w:rPr>
+          <w:b/>
+          <w:u w:val="single"/>
+        </w:rPr>
+        <w:t>NOTE</w:t>
+      </w:r>
+      <w:r>
+        <w:t>: You can choose to avoid sending anything to the central admin</w:t>
+      </w:r>
+      <w:r>
+        <w:t xml:space="preserve"> and instead simply manually overwrite the default vpcb-config file with the one generated by this script.</w:t>
+      </w:r>
+    </w:p>
+    <w:p>
+      <w:pPr>
+        <w:pStyle w:val="Heading1"/>
+      </w:pPr>
+      <w:bookmarkStart w:id="2" w:name="_Toc237607461"/>
+      <w:r>
+        <w:t>Pre-requisites</w:t>
+      </w:r>
+      <w:bookmarkEnd w:id="2"/>
+    </w:p>
+    <w:p>
+      <w:r>
+        <w:t>This script was designed and tested using Windows Subsystem for Linux</w:t>
+      </w:r>
+      <w:r>
+        <w:t xml:space="preserve"> (WSL)</w:t>
+      </w:r>
+      <w:r>
+        <w:t>, however, since it is written completely in BASH, it should be able to be run on any Linux or MAC device, but the user requires root privileges to install the AWS CLI.  This is why it’s likely best to run this on a personal device rather than a server.</w:t>
+      </w:r>
+    </w:p>
+    <w:p>
+      <w:r>
+        <w:t>The following are the actions that are needed prior to running the script:</w:t>
+      </w:r>
+    </w:p>
+    <w:p>
+      <w:pPr>
+        <w:pStyle w:val="ListParagraph"/>
+        <w:numPr>
+          <w:ilvl w:val="0"/>
+          <w:numId w:val="2"/>
+        </w:numPr>
+      </w:pPr>
+      <w:r>
+        <w:rPr>
+          <w:b/>
           <w:i/>
           <w:iCs/>
         </w:rPr>
-        <w:t>-setup</w:t>
-      </w:r>
-      <w:r>
-        <w:t xml:space="preserve"> script, which is intended for use by professors that want to teach a course using the AWSVPCB scripts.  This script builds </w:t>
-      </w:r>
-      <w:proofErr w:type="gramStart"/>
-      <w:r>
-        <w:t>all of</w:t>
-      </w:r>
-      <w:proofErr w:type="gramEnd"/>
-      <w:r>
-        <w:t xml:space="preserve"> the necessary professor-specific AWS environment to support receiving diagnostic logs from students and being notified of s</w:t>
-      </w:r>
-      <w:r>
-        <w:t>u</w:t>
-      </w:r>
-      <w:r>
-        <w:t>ch receipt.  This s</w:t>
-      </w:r>
-      <w:r>
-        <w:t xml:space="preserve">cript also creates a </w:t>
-      </w:r>
-      <w:proofErr w:type="spellStart"/>
-      <w:r>
-        <w:t>vpcb</w:t>
-      </w:r>
-      <w:proofErr w:type="spellEnd"/>
-      <w:r>
-        <w:t xml:space="preserve">-config file that </w:t>
-      </w:r>
-      <w:r>
-        <w:t xml:space="preserve">by default </w:t>
-      </w:r>
-      <w:r>
-        <w:t xml:space="preserve">is sent to the central admin (currently Norbert Monfort at FIU) to have it added to the list of config files that students can choose from when running the </w:t>
-      </w:r>
-      <w:r>
-        <w:t>AWSVPCB scripts within an AWS Academy Learner Lab</w:t>
-      </w:r>
-      <w:r>
-        <w:t>.</w:t>
-      </w:r>
-      <w:r>
-        <w:t xml:space="preserve"> </w:t>
-      </w:r>
-      <w:r>
-        <w:t xml:space="preserve">Students will be able </w:t>
-      </w:r>
-      <w:r>
-        <w:t>to choose their professor and course such</w:t>
-      </w:r>
-      <w:r>
-        <w:t xml:space="preserve"> that diagnostic logs</w:t>
-      </w:r>
-      <w:r>
-        <w:t xml:space="preserve"> are sent to the right professor.</w:t>
-      </w:r>
-    </w:p>
-    <w:p>
-      <w:r>
-        <w:rPr>
-          <w:u w:val="single"/>
-        </w:rPr>
-        <w:t>NOTE</w:t>
-      </w:r>
-      <w:r>
-        <w:t>: You can choose to avoid sending anything to the central admin</w:t>
-      </w:r>
-      <w:r>
-        <w:t xml:space="preserve"> and instead simply manually overwrite the default </w:t>
-      </w:r>
-      <w:proofErr w:type="spellStart"/>
-      <w:r>
-        <w:t>vpcb</w:t>
-      </w:r>
-      <w:proofErr w:type="spellEnd"/>
-      <w:r>
-        <w:t>-config file with the one generated by this script.</w:t>
-      </w:r>
-    </w:p>
-    <w:p/>
-    <w:p>
-      <w:pPr>
-        <w:rPr>
-          <w:b/>
-          <w:bCs/>
-        </w:rPr>
-      </w:pPr>
-      <w:r>
-        <w:rPr>
-          <w:b/>
-          <w:bCs/>
-        </w:rPr>
-        <w:t>Pre-requisites</w:t>
-      </w:r>
-    </w:p>
-    <w:p>
-      <w:r>
-        <w:t>This script was designed and tested using WSL (Windows Subsystem for Linux), however, since it is written completely in BASH, it should be able to be run on any Linux or MAC device, but the user requires root privileges to install the AWS CLI.  This is why it’s likely best to run this on a personal device rather than a server.</w:t>
-      </w:r>
-    </w:p>
-    <w:p>
-      <w:r>
-        <w:t>The following are the actions that are needed prior to running the script:</w:t>
+        <w:t>Create a “paid” (not free) AWS account</w:t>
+      </w:r>
+      <w:r>
+        <w:t xml:space="preserve">.  This script and the subsequent use of AWSVPCB should cost less than $1 a month, but, of course, vigilance is always warranted.  The costs for using AWSVPCB is fronted mostly by AWS Academy ($50 per student per semester) and the AWSVPCB </w:t>
+      </w:r>
+      <w:r>
+        <w:t>central admin</w:t>
+      </w:r>
+      <w:r>
+        <w:t xml:space="preserve"> that maintains the AMI images in his account.</w:t>
       </w:r>
     </w:p>
     <w:p>
@@ -186,27 +898,14 @@
       </w:pPr>
       <w:r>
         <w:rPr>
+          <w:b/>
           <w:i/>
           <w:iCs/>
         </w:rPr>
-        <w:t>Create a “paid” (not free) AWS account</w:t>
-      </w:r>
-      <w:r>
-        <w:t xml:space="preserve">.  This script and the subsequent use of AWSVPCB should cost less than $1 a month, but, of course, vigilance is always warranted.  The costs for using AWSVPCB </w:t>
-      </w:r>
-      <w:proofErr w:type="gramStart"/>
-      <w:r>
-        <w:t>is</w:t>
-      </w:r>
-      <w:proofErr w:type="gramEnd"/>
-      <w:r>
-        <w:t xml:space="preserve"> fronted mostly by AWS Academy ($50 per student per semester) and the AWSVPCB </w:t>
-      </w:r>
-      <w:r>
-        <w:t>central admin</w:t>
-      </w:r>
-      <w:r>
-        <w:t xml:space="preserve"> that maintains the AMI images in his account.</w:t>
+        <w:t>Optionally, create an IAM “Admin” account to avoid logging in as the root user</w:t>
+      </w:r>
+      <w:r>
+        <w:t>.  This script defers how you login to you, so it’s up to you as to what type of AWS account to use.</w:t>
       </w:r>
     </w:p>
     <w:p>
@@ -219,69 +918,1099 @@
       </w:pPr>
       <w:r>
         <w:rPr>
+          <w:b/>
           <w:i/>
           <w:iCs/>
         </w:rPr>
-        <w:t>Optionally, create an IAM “Admin” account to avoid logging in as the root user</w:t>
-      </w:r>
-      <w:r>
-        <w:t>.  This script defers how you login to you, so it’s up to you as to what type of AWS account to use.</w:t>
-      </w:r>
-    </w:p>
-    <w:p>
-      <w:pPr>
-        <w:pStyle w:val="ListParagraph"/>
-        <w:numPr>
-          <w:ilvl w:val="0"/>
-          <w:numId w:val="2"/>
-        </w:numPr>
-      </w:pPr>
-      <w:r>
+        <w:t>Log into a Linux system as root</w:t>
+      </w:r>
+      <w:r>
+        <w:t>.</w:t>
+      </w:r>
+      <w:r>
+        <w:t xml:space="preserve"> In Windows, simply type “</w:t>
+      </w:r>
+      <w:r>
+        <w:rPr>
+          <w:rFonts w:ascii="Courier New" w:hAnsi="Courier New" w:cs="Courier New"/>
+          <w:sz w:val="22"/>
+        </w:rPr>
+        <w:t>wsl -u root</w:t>
+      </w:r>
+      <w:r>
+        <w:t>” on the command line, but as stated earlier, this script should work on any Linux system as long as you are logged in as root.</w:t>
+      </w:r>
+      <w:r>
+        <w:t xml:space="preserve"> </w:t>
+      </w:r>
+      <w:r>
+        <w:t>See the following sections if you need information on WSL.</w:t>
+      </w:r>
+    </w:p>
+    <w:p>
+      <w:pPr>
+        <w:pStyle w:val="ListParagraph"/>
         <w:rPr>
           <w:i/>
           <w:iCs/>
         </w:rPr>
+      </w:pPr>
+    </w:p>
+    <w:p>
+      <w:pPr>
+        <w:pStyle w:val="ListParagraph"/>
+      </w:pPr>
+      <w:r>
+        <w:rPr>
+          <w:b/>
+        </w:rPr>
+        <w:t>Note</w:t>
+      </w:r>
+      <w:r>
+        <w:t>: The previous command will login to the default WSL Linux distribution (distro). To use a different deployed distro, use “</w:t>
+      </w:r>
+      <w:r>
+        <w:rPr>
+          <w:rFonts w:ascii="Courier New" w:hAnsi="Courier New" w:cs="Courier New"/>
+          <w:sz w:val="22"/>
+        </w:rPr>
+        <w:t>wsl –d &lt;distro&gt;</w:t>
+      </w:r>
+      <w:r>
+        <w:rPr>
+          <w:rFonts w:ascii="Courier New" w:hAnsi="Courier New" w:cs="Courier New"/>
+          <w:sz w:val="22"/>
+        </w:rPr>
+        <w:t xml:space="preserve"> </w:t>
+      </w:r>
+      <w:r>
+        <w:rPr>
+          <w:rFonts w:ascii="Courier New" w:hAnsi="Courier New" w:cs="Courier New"/>
+          <w:sz w:val="22"/>
+        </w:rPr>
+        <w:t>–u root</w:t>
+      </w:r>
+      <w:r>
+        <w:t>”</w:t>
+      </w:r>
+      <w:r>
+        <w:t xml:space="preserve"> replacing &lt;distro&gt; with your unique distro name. Also, if you don’t have WSL installed, it will probably install WSL v2.</w:t>
+      </w:r>
+    </w:p>
+    <w:p>
+      <w:pPr>
+        <w:pStyle w:val="Heading2"/>
+      </w:pPr>
+      <w:bookmarkStart w:id="3" w:name="_Toc237607462"/>
+      <w:r>
+        <w:t>WSL installation</w:t>
+      </w:r>
+      <w:bookmarkEnd w:id="3"/>
+    </w:p>
+    <w:p>
+      <w:r>
+        <w:rPr>
+          <w:b/>
+          <w:bCs/>
+        </w:rPr>
+        <w:t>NOTE</w:t>
+      </w:r>
+      <w:r>
+        <w:rPr>
+          <w:b/>
+          <w:bCs/>
+        </w:rPr>
+        <w:t xml:space="preserve"> (potentially not needed)</w:t>
+      </w:r>
+      <w:r>
+        <w:rPr>
+          <w:b/>
+          <w:bCs/>
+        </w:rPr>
+        <w:t>:</w:t>
+      </w:r>
+      <w:r>
+        <w:t xml:space="preserve"> </w:t>
+      </w:r>
+      <w:r>
+        <w:t xml:space="preserve">This section is for Windows </w:t>
+      </w:r>
+      <w:r>
+        <w:t xml:space="preserve">users </w:t>
+      </w:r>
+      <w:r>
+        <w:t>without access to a *NIX (virtual) machine</w:t>
+      </w:r>
+      <w:r>
+        <w:t xml:space="preserve"> and without WSL</w:t>
+      </w:r>
+      <w:r>
+        <w:t xml:space="preserve">. </w:t>
+      </w:r>
+      <w:r>
+        <w:t xml:space="preserve">If you have WSL installed already, </w:t>
+      </w:r>
+      <w:r>
+        <w:t xml:space="preserve">or have access to a *Nix (virtual) machine, </w:t>
+      </w:r>
+      <w:r>
+        <w:t>skip this section.</w:t>
+      </w:r>
+    </w:p>
+    <w:p>
+      <w:r>
         <w:lastRenderedPageBreak/>
-        <w:t>Log into a Linux system as root</w:t>
-      </w:r>
+        <w:t>WSL is not installed by default on Windows Machines. Completing the following steps allows you to install WSL and deploy a Linux OS to use</w:t>
+      </w:r>
+      <w:bookmarkStart w:id="4" w:name="_Ref237606212"/>
+      <w:r>
+        <w:rPr>
+          <w:rStyle w:val="FootnoteReference"/>
+        </w:rPr>
+        <w:footnoteReference w:id="1"/>
+      </w:r>
+      <w:bookmarkEnd w:id="4"/>
       <w:r>
         <w:t>.</w:t>
       </w:r>
-      <w:r>
-        <w:t xml:space="preserve"> In Windows, simply type “</w:t>
-      </w:r>
-      <w:proofErr w:type="spellStart"/>
-      <w:r>
-        <w:t>wsl</w:t>
-      </w:r>
-      <w:proofErr w:type="spellEnd"/>
-      <w:r>
-        <w:t xml:space="preserve"> -u root” on the command line, but as stated earlier, this script should work on any Linux system </w:t>
-      </w:r>
-      <w:proofErr w:type="gramStart"/>
-      <w:r>
-        <w:t>as long as</w:t>
-      </w:r>
-      <w:proofErr w:type="gramEnd"/>
-      <w:r>
-        <w:t xml:space="preserve"> you are logged in as root.</w:t>
-      </w:r>
-    </w:p>
-    <w:p/>
-    <w:p>
-      <w:pPr>
+    </w:p>
+    <w:p>
+      <w:pPr>
+        <w:pStyle w:val="ListParagraph"/>
+        <w:numPr>
+          <w:ilvl w:val="0"/>
+          <w:numId w:val="4"/>
+        </w:numPr>
+      </w:pPr>
+      <w:r>
+        <w:t xml:space="preserve">Search for </w:t>
+      </w:r>
+      <w:r>
         <w:rPr>
           <w:b/>
-          <w:bCs/>
-        </w:rPr>
-      </w:pPr>
+          <w:i/>
+        </w:rPr>
+        <w:t>PowerShell</w:t>
+      </w:r>
+      <w:r>
+        <w:t xml:space="preserve"> or </w:t>
+      </w:r>
       <w:r>
         <w:rPr>
           <w:b/>
-          <w:bCs/>
-        </w:rPr>
+          <w:i/>
+        </w:rPr>
+        <w:t>Command Prompt</w:t>
+      </w:r>
+      <w:r>
+        <w:t xml:space="preserve"> in your Windows Start menu.</w:t>
+      </w:r>
+    </w:p>
+    <w:p>
+      <w:pPr>
+        <w:pStyle w:val="ListParagraph"/>
+        <w:numPr>
+          <w:ilvl w:val="0"/>
+          <w:numId w:val="4"/>
+        </w:numPr>
+      </w:pPr>
+      <w:r>
+        <w:t xml:space="preserve">Right-click it and select </w:t>
+      </w:r>
+      <w:r>
+        <w:rPr>
+          <w:b/>
+          <w:i/>
+        </w:rPr>
+        <w:t>Run as administrator</w:t>
+      </w:r>
+      <w:r>
+        <w:t>.</w:t>
+      </w:r>
+    </w:p>
+    <w:p>
+      <w:pPr>
+        <w:pStyle w:val="ListParagraph"/>
+        <w:numPr>
+          <w:ilvl w:val="0"/>
+          <w:numId w:val="4"/>
+        </w:numPr>
+      </w:pPr>
+      <w:r>
+        <w:t>Enter the installation command</w:t>
+      </w:r>
+      <w:r>
+        <w:t xml:space="preserve"> (see footnote </w:t>
+      </w:r>
+      <w:r>
+        <w:fldChar w:fldCharType="begin"/>
+      </w:r>
+      <w:r>
+        <w:instrText xml:space="preserve"> NOTEREF _Ref237606212 \h </w:instrText>
+      </w:r>
+      <w:r>
+        <w:fldChar w:fldCharType="separate"/>
+      </w:r>
+      <w:r>
+        <w:t>1</w:t>
+      </w:r>
+      <w:r>
+        <w:fldChar w:fldCharType="end"/>
+      </w:r>
+      <w:r>
+        <w:t>)</w:t>
+      </w:r>
+      <w:r>
+        <w:t>:</w:t>
+      </w:r>
+    </w:p>
+    <w:p>
+      <w:pPr>
+        <w:rPr>
+          <w:rFonts w:ascii="Courier New" w:hAnsi="Courier New" w:cs="Courier New"/>
+        </w:rPr>
+      </w:pPr>
+      <w:r>
+        <w:rPr>
+          <w:rFonts w:ascii="Courier New" w:hAnsi="Courier New" w:cs="Courier New"/>
+        </w:rPr>
+        <w:t xml:space="preserve">wsl --install --no-distribution </w:t>
+      </w:r>
+    </w:p>
+    <w:p>
+      <w:pPr>
+        <w:pStyle w:val="ListParagraph"/>
+        <w:numPr>
+          <w:ilvl w:val="0"/>
+          <w:numId w:val="4"/>
+        </w:numPr>
+      </w:pPr>
+      <w:r>
+        <w:t>Restart your computer.</w:t>
+      </w:r>
+    </w:p>
+    <w:p>
+      <w:pPr>
+        <w:pStyle w:val="ListParagraph"/>
+        <w:numPr>
+          <w:ilvl w:val="0"/>
+          <w:numId w:val="4"/>
+        </w:numPr>
+      </w:pPr>
+      <w:r>
+        <w:t>Repeat steps 1 and 2.</w:t>
+      </w:r>
+    </w:p>
+    <w:p>
+      <w:pPr>
+        <w:pStyle w:val="ListParagraph"/>
+        <w:numPr>
+          <w:ilvl w:val="0"/>
+          <w:numId w:val="4"/>
+        </w:numPr>
+      </w:pPr>
+      <w:r>
+        <w:t xml:space="preserve">Enter the following command to list the deployed OSs. It will be empty. </w:t>
+      </w:r>
+    </w:p>
+    <w:p>
+      <w:pPr>
+        <w:rPr>
+          <w:rFonts w:ascii="Courier New" w:hAnsi="Courier New" w:cs="Courier New"/>
+        </w:rPr>
+      </w:pPr>
+      <w:r>
+        <w:rPr>
+          <w:rFonts w:ascii="Courier New" w:hAnsi="Courier New" w:cs="Courier New"/>
+        </w:rPr>
+        <w:t>wsl -l –v</w:t>
+      </w:r>
+    </w:p>
+    <w:p>
+      <w:pPr>
+        <w:pStyle w:val="ListParagraph"/>
+        <w:numPr>
+          <w:ilvl w:val="0"/>
+          <w:numId w:val="4"/>
+        </w:numPr>
+      </w:pPr>
+      <w:r>
+        <w:t>Install OpenSuse Leap 16.0. Enter the command</w:t>
+      </w:r>
+    </w:p>
+    <w:p>
+      <w:pPr>
+        <w:rPr>
+          <w:rFonts w:ascii="Courier New" w:hAnsi="Courier New" w:cs="Courier New"/>
+        </w:rPr>
+      </w:pPr>
+      <w:r>
+        <w:rPr>
+          <w:rFonts w:ascii="Courier New" w:hAnsi="Courier New" w:cs="Courier New"/>
+        </w:rPr>
+        <w:t>wsl -d openSUSE-Leap-16.0</w:t>
+      </w:r>
+    </w:p>
+    <w:p>
+      <w:pPr>
+        <w:pStyle w:val="ListParagraph"/>
+        <w:numPr>
+          <w:ilvl w:val="0"/>
+          <w:numId w:val="4"/>
+        </w:numPr>
+      </w:pPr>
+      <w:r>
+        <w:t>Follow the configuration screens to set the keyboard configuration, time zone, root user’s password, and optionally, create a non-root user.</w:t>
+      </w:r>
+    </w:p>
+    <w:p>
+      <w:pPr>
+        <w:pStyle w:val="ListParagraph"/>
+        <w:numPr>
+          <w:ilvl w:val="0"/>
+          <w:numId w:val="4"/>
+        </w:numPr>
+      </w:pPr>
+      <w:r>
+        <w:t xml:space="preserve">When complete, the command prompt will be </w:t>
+      </w:r>
+      <w:r>
+        <w:rPr>
+          <w:b/>
+        </w:rPr>
+        <w:t>in the deployed OS</w:t>
+      </w:r>
+      <w:r>
+        <w:t>.</w:t>
+      </w:r>
+      <w:r>
+        <w:t xml:space="preserve"> Depending on what you did in step 8, the following commands might need to be run as the root user.</w:t>
+      </w:r>
+    </w:p>
+    <w:p>
+      <w:pPr>
+        <w:pStyle w:val="ListParagraph"/>
+        <w:numPr>
+          <w:ilvl w:val="0"/>
+          <w:numId w:val="4"/>
+        </w:numPr>
+      </w:pPr>
+      <w:r>
+        <w:t xml:space="preserve"> Update the system. Execute</w:t>
+      </w:r>
+    </w:p>
+    <w:p>
+      <w:pPr>
+        <w:rPr>
+          <w:rFonts w:ascii="Courier New" w:hAnsi="Courier New" w:cs="Courier New"/>
+        </w:rPr>
+      </w:pPr>
+      <w:r>
+        <w:rPr>
+          <w:rFonts w:ascii="Courier New" w:hAnsi="Courier New" w:cs="Courier New"/>
+        </w:rPr>
+        <w:t xml:space="preserve">sudo </w:t>
+      </w:r>
+      <w:r>
+        <w:rPr>
+          <w:rFonts w:ascii="Courier New" w:hAnsi="Courier New" w:cs="Courier New"/>
+        </w:rPr>
+        <w:t>zypper refresh</w:t>
+      </w:r>
+      <w:r>
+        <w:rPr>
+          <w:rFonts w:ascii="Courier New" w:hAnsi="Courier New" w:cs="Courier New"/>
+        </w:rPr>
+        <w:br/>
+      </w:r>
+      <w:r>
+        <w:rPr>
+          <w:rFonts w:ascii="Courier New" w:hAnsi="Courier New" w:cs="Courier New"/>
+        </w:rPr>
+        <w:t xml:space="preserve">sudo </w:t>
+      </w:r>
+      <w:r>
+        <w:rPr>
+          <w:rFonts w:ascii="Courier New" w:hAnsi="Courier New" w:cs="Courier New"/>
+        </w:rPr>
+        <w:t>zypper update –t package</w:t>
+      </w:r>
+    </w:p>
+    <w:p>
+      <w:pPr>
+        <w:pStyle w:val="ListParagraph"/>
+        <w:numPr>
+          <w:ilvl w:val="0"/>
+          <w:numId w:val="4"/>
+        </w:numPr>
+      </w:pPr>
+      <w:r>
+        <w:t xml:space="preserve"> Install the packages that are not included by default in this OS’s WSL deployment</w:t>
+      </w:r>
+    </w:p>
+    <w:p>
+      <w:pPr>
+        <w:rPr>
+          <w:rFonts w:ascii="Courier New" w:hAnsi="Courier New" w:cs="Courier New"/>
+        </w:rPr>
+      </w:pPr>
+      <w:r>
+        <w:rPr>
+          <w:rFonts w:ascii="Courier New" w:hAnsi="Courier New" w:cs="Courier New"/>
+        </w:rPr>
+        <w:t>sudo zypper in curl unzip</w:t>
+      </w:r>
+    </w:p>
+    <w:p>
+      <w:pPr>
+        <w:pStyle w:val="ListParagraph"/>
+        <w:numPr>
+          <w:ilvl w:val="0"/>
+          <w:numId w:val="4"/>
+        </w:numPr>
+      </w:pPr>
+      <w:r>
+        <w:t xml:space="preserve"> Continue with </w:t>
+      </w:r>
+      <w:r>
+        <w:t xml:space="preserve">the </w:t>
+      </w:r>
+      <w:r>
+        <w:fldChar w:fldCharType="begin"/>
+      </w:r>
+      <w:r>
+        <w:instrText xml:space="preserve"> REF MainSteps \h </w:instrText>
+      </w:r>
+      <w:r>
+        <w:fldChar w:fldCharType="separate"/>
+      </w:r>
+      <w:r>
+        <w:t xml:space="preserve">Main </w:t>
+      </w:r>
+      <w:r>
         <w:t>Steps</w:t>
       </w:r>
+      <w:r>
+        <w:fldChar w:fldCharType="end"/>
+      </w:r>
+      <w:r>
+        <w:t>.</w:t>
+      </w:r>
+    </w:p>
+    <w:p>
+      <w:pPr>
+        <w:rPr>
+          <w:rFonts w:asciiTheme="majorHAnsi" w:eastAsiaTheme="majorEastAsia" w:hAnsiTheme="majorHAnsi" w:cstheme="majorBidi"/>
+          <w:color w:val="0F4761" w:themeColor="accent1" w:themeShade="BF"/>
+          <w:sz w:val="32"/>
+          <w:szCs w:val="32"/>
+        </w:rPr>
+      </w:pPr>
+      <w:r>
+        <w:br w:type="page"/>
+      </w:r>
+    </w:p>
+    <w:p>
+      <w:pPr>
+        <w:pStyle w:val="Heading2"/>
+      </w:pPr>
+      <w:bookmarkStart w:id="5" w:name="_Toc237607463"/>
+      <w:r>
+        <w:lastRenderedPageBreak/>
+        <w:t xml:space="preserve">Pre-installed </w:t>
+      </w:r>
+      <w:r>
+        <w:t>WSL</w:t>
+      </w:r>
+      <w:r>
+        <w:t xml:space="preserve"> OS Duplication</w:t>
+      </w:r>
+      <w:bookmarkEnd w:id="5"/>
+    </w:p>
+    <w:p>
+      <w:pPr>
+        <w:rPr>
+          <w:bCs/>
+        </w:rPr>
+      </w:pPr>
+      <w:r>
+        <w:rPr>
+          <w:b/>
+          <w:bCs/>
+        </w:rPr>
+        <w:t>NOTE</w:t>
+      </w:r>
+      <w:r>
+        <w:rPr>
+          <w:b/>
+          <w:bCs/>
+        </w:rPr>
+        <w:t xml:space="preserve"> (potentially not needed)</w:t>
+      </w:r>
+      <w:r>
+        <w:rPr>
+          <w:b/>
+          <w:bCs/>
+        </w:rPr>
+        <w:t>:</w:t>
+      </w:r>
+      <w:r>
+        <w:t xml:space="preserve"> </w:t>
+      </w:r>
+      <w:r>
+        <w:rPr>
+          <w:bCs/>
+        </w:rPr>
+        <w:t>I</w:t>
+      </w:r>
+      <w:r>
+        <w:rPr>
+          <w:bCs/>
+        </w:rPr>
+        <w:t>f you use a WSL</w:t>
+      </w:r>
+      <w:r>
+        <w:rPr>
+          <w:bCs/>
+        </w:rPr>
+        <w:t xml:space="preserve"> OS that is not yet deployed</w:t>
+      </w:r>
+      <w:r>
+        <w:rPr>
+          <w:bCs/>
+        </w:rPr>
+        <w:t>, or you are proceeding from the previous section,</w:t>
+      </w:r>
+      <w:r>
+        <w:rPr>
+          <w:bCs/>
+        </w:rPr>
+        <w:t xml:space="preserve"> you do not need to do this. </w:t>
+      </w:r>
+    </w:p>
+    <w:p>
+      <w:pPr>
+        <w:rPr>
+          <w:bCs/>
+        </w:rPr>
+      </w:pPr>
+      <w:r>
+        <w:rPr>
+          <w:bCs/>
+        </w:rPr>
+        <w:t xml:space="preserve">If you have WSL </w:t>
+      </w:r>
+      <w:r>
+        <w:rPr>
+          <w:bCs/>
+        </w:rPr>
+        <w:t>pre-installed</w:t>
+      </w:r>
+      <w:r>
+        <w:rPr>
+          <w:bCs/>
+        </w:rPr>
+        <w:t xml:space="preserve"> and want to isolate this work from your other efforts, you may need this section as WSL blocks duplicating OS installations. </w:t>
+      </w:r>
+      <w:r>
+        <w:rPr>
+          <w:bCs/>
+        </w:rPr>
+        <w:t xml:space="preserve">If you want to proceed, do </w:t>
+      </w:r>
+      <w:r>
+        <w:rPr>
+          <w:bCs/>
+        </w:rPr>
+        <w:t xml:space="preserve">the following (using Ubuntu </w:t>
+      </w:r>
+      <w:r>
+        <w:rPr>
+          <w:bCs/>
+        </w:rPr>
+        <w:t xml:space="preserve">OS </w:t>
+      </w:r>
+      <w:r>
+        <w:rPr>
+          <w:bCs/>
+        </w:rPr>
+        <w:t>example</w:t>
+      </w:r>
+      <w:r>
+        <w:rPr>
+          <w:bCs/>
+        </w:rPr>
+        <w:t xml:space="preserve"> as default WSL installations install Ubuntu</w:t>
+      </w:r>
+      <w:r>
+        <w:rPr>
+          <w:bCs/>
+        </w:rPr>
+        <w:t>):</w:t>
+      </w:r>
+    </w:p>
+    <w:p>
+      <w:pPr>
+        <w:pStyle w:val="ListParagraph"/>
+        <w:numPr>
+          <w:ilvl w:val="0"/>
+          <w:numId w:val="6"/>
+        </w:numPr>
+      </w:pPr>
+      <w:r>
+        <w:t xml:space="preserve">Search for </w:t>
+      </w:r>
+      <w:r>
+        <w:rPr>
+          <w:b/>
+          <w:i/>
+        </w:rPr>
+        <w:t>PowerShell</w:t>
+      </w:r>
+      <w:r>
+        <w:t xml:space="preserve"> or </w:t>
+      </w:r>
+      <w:r>
+        <w:rPr>
+          <w:b/>
+          <w:i/>
+        </w:rPr>
+        <w:t>Command Prompt</w:t>
+      </w:r>
+      <w:r>
+        <w:t xml:space="preserve"> in your Windows Start menu.</w:t>
+      </w:r>
+    </w:p>
+    <w:p>
+      <w:pPr>
+        <w:pStyle w:val="ListParagraph"/>
+        <w:numPr>
+          <w:ilvl w:val="0"/>
+          <w:numId w:val="6"/>
+        </w:numPr>
+      </w:pPr>
+      <w:r>
+        <w:t xml:space="preserve">Right-click it and select </w:t>
+      </w:r>
+      <w:r>
+        <w:rPr>
+          <w:b/>
+          <w:i/>
+        </w:rPr>
+        <w:t>Run as administrator</w:t>
+      </w:r>
+      <w:r>
+        <w:t>.</w:t>
+      </w:r>
+    </w:p>
+    <w:p>
+      <w:pPr>
+        <w:pStyle w:val="ListParagraph"/>
+        <w:numPr>
+          <w:ilvl w:val="0"/>
+          <w:numId w:val="6"/>
+        </w:numPr>
+      </w:pPr>
+      <w:r>
+        <w:t>Navigate to where you want to store the new OS</w:t>
+      </w:r>
+      <w:r>
+        <w:t>, for example</w:t>
+      </w:r>
+    </w:p>
+    <w:p>
+      <w:pPr>
+        <w:rPr>
+          <w:rFonts w:ascii="Courier New" w:hAnsi="Courier New" w:cs="Courier New"/>
+        </w:rPr>
+      </w:pPr>
+      <w:r>
+        <w:rPr>
+          <w:rFonts w:ascii="Courier New" w:hAnsi="Courier New" w:cs="Courier New"/>
+        </w:rPr>
+        <w:t>mkdir C:\WSL</w:t>
+      </w:r>
+      <w:r>
+        <w:rPr>
+          <w:rFonts w:ascii="Courier New" w:hAnsi="Courier New" w:cs="Courier New"/>
+        </w:rPr>
+        <w:br/>
+      </w:r>
+      <w:r>
+        <w:rPr>
+          <w:rFonts w:ascii="Courier New" w:hAnsi="Courier New" w:cs="Courier New"/>
+        </w:rPr>
+        <w:t>cd C:\WSL</w:t>
+      </w:r>
+    </w:p>
+    <w:p>
+      <w:pPr>
+        <w:pStyle w:val="ListParagraph"/>
+        <w:numPr>
+          <w:ilvl w:val="0"/>
+          <w:numId w:val="6"/>
+        </w:numPr>
+      </w:pPr>
+      <w:r>
+        <w:t>Create the folder for the new instance</w:t>
+      </w:r>
+    </w:p>
+    <w:p>
+      <w:pPr>
+        <w:rPr>
+          <w:rFonts w:ascii="Courier New" w:hAnsi="Courier New" w:cs="Courier New"/>
+        </w:rPr>
+      </w:pPr>
+      <w:r>
+        <w:rPr>
+          <w:rFonts w:ascii="Courier New" w:hAnsi="Courier New" w:cs="Courier New"/>
+        </w:rPr>
+        <w:t xml:space="preserve">mkdir </w:t>
+      </w:r>
+      <w:r>
+        <w:rPr>
+          <w:rFonts w:ascii="Courier New" w:hAnsi="Courier New" w:cs="Courier New"/>
+          <w:bCs/>
+          <w:sz w:val="22"/>
+        </w:rPr>
+        <w:t>MyUniqueUbuntuIma</w:t>
+      </w:r>
+      <w:r>
+        <w:rPr>
+          <w:rFonts w:ascii="Courier New" w:hAnsi="Courier New" w:cs="Courier New"/>
+          <w:bCs/>
+          <w:sz w:val="22"/>
+        </w:rPr>
+        <w:t>geName</w:t>
+      </w:r>
+    </w:p>
+    <w:p>
+      <w:pPr>
+        <w:pStyle w:val="ListParagraph"/>
+        <w:numPr>
+          <w:ilvl w:val="0"/>
+          <w:numId w:val="6"/>
+        </w:numPr>
+        <w:rPr>
+          <w:bCs/>
+        </w:rPr>
+      </w:pPr>
+      <w:r>
+        <w:rPr>
+          <w:bCs/>
+        </w:rPr>
+        <w:t xml:space="preserve">Download </w:t>
+      </w:r>
+      <w:r>
+        <w:rPr>
+          <w:bCs/>
+        </w:rPr>
+        <w:t>a</w:t>
+      </w:r>
+      <w:r>
+        <w:rPr>
+          <w:bCs/>
+        </w:rPr>
+        <w:t xml:space="preserve"> Ubuntu WSL image</w:t>
+      </w:r>
+      <w:r>
+        <w:rPr>
+          <w:bCs/>
+        </w:rPr>
+        <w:t xml:space="preserve"> (command is all one line)</w:t>
+      </w:r>
+    </w:p>
+    <w:p>
+      <w:pPr>
+        <w:rPr>
+          <w:rFonts w:ascii="Courier New" w:hAnsi="Courier New" w:cs="Courier New"/>
+          <w:bCs/>
+          <w:sz w:val="22"/>
+        </w:rPr>
+      </w:pPr>
+      <w:r>
+        <w:rPr>
+          <w:rFonts w:ascii="Courier New" w:hAnsi="Courier New" w:cs="Courier New"/>
+          <w:bCs/>
+          <w:sz w:val="22"/>
+        </w:rPr>
+        <w:t>wget</w:t>
+      </w:r>
+      <w:r>
+        <w:rPr>
+          <w:rFonts w:ascii="Courier New" w:hAnsi="Courier New" w:cs="Courier New"/>
+          <w:bCs/>
+          <w:sz w:val="22"/>
+        </w:rPr>
+        <w:t xml:space="preserve"> "</w:t>
+      </w:r>
+      <w:r>
+        <w:rPr>
+          <w:rFonts w:ascii="Courier New" w:hAnsi="Courier New" w:cs="Courier New"/>
+          <w:bCs/>
+          <w:sz w:val="22"/>
+        </w:rPr>
+        <w:t>https://cdimages.ubuntu.com/ubuntu-wsl/noble/daily-live/20260814/noble-wsl-amd64.wsl</w:t>
+      </w:r>
+      <w:r>
+        <w:rPr>
+          <w:rFonts w:ascii="Courier New" w:hAnsi="Courier New" w:cs="Courier New"/>
+          <w:bCs/>
+          <w:sz w:val="22"/>
+        </w:rPr>
+        <w:t xml:space="preserve">" </w:t>
+      </w:r>
+      <w:r>
+        <w:rPr>
+          <w:rFonts w:ascii="Courier New" w:hAnsi="Courier New" w:cs="Courier New"/>
+          <w:bCs/>
+          <w:sz w:val="22"/>
+        </w:rPr>
+        <w:t>–</w:t>
+      </w:r>
+      <w:r>
+        <w:rPr>
+          <w:rFonts w:ascii="Courier New" w:hAnsi="Courier New" w:cs="Courier New"/>
+          <w:bCs/>
+          <w:sz w:val="22"/>
+        </w:rPr>
+        <w:t>OutFile</w:t>
+      </w:r>
+      <w:r>
+        <w:rPr>
+          <w:rFonts w:ascii="Courier New" w:hAnsi="Courier New" w:cs="Courier New"/>
+          <w:bCs/>
+          <w:sz w:val="22"/>
+        </w:rPr>
+        <w:t xml:space="preserve"> </w:t>
+      </w:r>
+      <w:r>
+        <w:rPr>
+          <w:rFonts w:ascii="Courier New" w:hAnsi="Courier New" w:cs="Courier New"/>
+          <w:bCs/>
+          <w:sz w:val="22"/>
+        </w:rPr>
+        <w:t>"</w:t>
+      </w:r>
+      <w:r>
+        <w:rPr>
+          <w:rFonts w:ascii="Courier New" w:hAnsi="Courier New" w:cs="Courier New"/>
+          <w:bCs/>
+          <w:sz w:val="22"/>
+        </w:rPr>
+        <w:t>noble-wsl-amd64.wsl</w:t>
+      </w:r>
+      <w:r>
+        <w:rPr>
+          <w:rFonts w:ascii="Courier New" w:hAnsi="Courier New" w:cs="Courier New"/>
+          <w:bCs/>
+          <w:sz w:val="22"/>
+        </w:rPr>
+        <w:t>"</w:t>
+      </w:r>
+    </w:p>
+    <w:p>
+      <w:pPr>
+        <w:pStyle w:val="ListParagraph"/>
+        <w:numPr>
+          <w:ilvl w:val="0"/>
+          <w:numId w:val="6"/>
+        </w:numPr>
+        <w:rPr>
+          <w:bCs/>
+        </w:rPr>
+      </w:pPr>
+      <w:r>
+        <w:rPr>
+          <w:bCs/>
+        </w:rPr>
+        <w:t>Deploy the OS</w:t>
+      </w:r>
+      <w:r>
+        <w:rPr>
+          <w:bCs/>
+        </w:rPr>
+        <w:t xml:space="preserve"> (command is all one line)</w:t>
+      </w:r>
+    </w:p>
+    <w:p>
+      <w:pPr>
+        <w:rPr>
+          <w:rFonts w:ascii="Courier New" w:hAnsi="Courier New" w:cs="Courier New"/>
+          <w:bCs/>
+          <w:sz w:val="22"/>
+        </w:rPr>
+      </w:pPr>
+      <w:r>
+        <w:rPr>
+          <w:rFonts w:ascii="Courier New" w:hAnsi="Courier New" w:cs="Courier New"/>
+          <w:bCs/>
+          <w:sz w:val="22"/>
+        </w:rPr>
+        <w:t xml:space="preserve">wsl --install --distribution </w:t>
+      </w:r>
+      <w:r>
+        <w:rPr>
+          <w:rFonts w:ascii="Courier New" w:hAnsi="Courier New" w:cs="Courier New"/>
+          <w:bCs/>
+          <w:sz w:val="22"/>
+        </w:rPr>
+        <w:t>MyUniqueUbuntuIma</w:t>
+      </w:r>
+      <w:r>
+        <w:rPr>
+          <w:rFonts w:ascii="Courier New" w:hAnsi="Courier New" w:cs="Courier New"/>
+          <w:bCs/>
+          <w:sz w:val="22"/>
+        </w:rPr>
+        <w:t>geName</w:t>
+      </w:r>
+      <w:r>
+        <w:rPr>
+          <w:rFonts w:ascii="Courier New" w:hAnsi="Courier New" w:cs="Courier New"/>
+          <w:bCs/>
+          <w:sz w:val="22"/>
+        </w:rPr>
+        <w:t xml:space="preserve"> --from-file "noble-wsl-amd64.wsl" --location </w:t>
+      </w:r>
+      <w:r>
+        <w:rPr>
+          <w:rFonts w:ascii="Courier New" w:hAnsi="Courier New" w:cs="Courier New"/>
+          <w:bCs/>
+          <w:sz w:val="22"/>
+        </w:rPr>
+        <w:t>.\</w:t>
+      </w:r>
+      <w:r>
+        <w:rPr>
+          <w:rFonts w:ascii="Courier New" w:hAnsi="Courier New" w:cs="Courier New"/>
+          <w:bCs/>
+          <w:sz w:val="22"/>
+        </w:rPr>
+        <w:t>MyUniqueUbuntuIma</w:t>
+      </w:r>
+      <w:r>
+        <w:rPr>
+          <w:rFonts w:ascii="Courier New" w:hAnsi="Courier New" w:cs="Courier New"/>
+          <w:bCs/>
+          <w:sz w:val="22"/>
+        </w:rPr>
+        <w:t>geName</w:t>
+      </w:r>
+    </w:p>
+    <w:p>
+      <w:pPr>
+        <w:pStyle w:val="ListParagraph"/>
+        <w:numPr>
+          <w:ilvl w:val="0"/>
+          <w:numId w:val="6"/>
+        </w:numPr>
+        <w:rPr>
+          <w:bCs/>
+        </w:rPr>
+      </w:pPr>
+      <w:r>
+        <w:rPr>
+          <w:bCs/>
+        </w:rPr>
+        <w:t>Update Ubuntu</w:t>
+      </w:r>
+    </w:p>
+    <w:p>
+      <w:pPr>
+        <w:rPr>
+          <w:rFonts w:ascii="Courier New" w:hAnsi="Courier New" w:cs="Courier New"/>
+          <w:bCs/>
+          <w:sz w:val="22"/>
+        </w:rPr>
+      </w:pPr>
+      <w:r>
+        <w:rPr>
+          <w:rFonts w:ascii="Courier New" w:hAnsi="Courier New" w:cs="Courier New"/>
+          <w:sz w:val="22"/>
+        </w:rPr>
+        <w:t>sudo apt update &amp;&amp; sudo apt upgrade -y</w:t>
+      </w:r>
+    </w:p>
+    <w:p>
+      <w:pPr>
+        <w:pStyle w:val="ListParagraph"/>
+        <w:numPr>
+          <w:ilvl w:val="0"/>
+          <w:numId w:val="6"/>
+        </w:numPr>
+        <w:rPr>
+          <w:bCs/>
+        </w:rPr>
+      </w:pPr>
+      <w:r>
+        <w:rPr>
+          <w:bCs/>
+        </w:rPr>
+        <w:t>Continue with the</w:t>
+      </w:r>
+      <w:r>
+        <w:rPr>
+          <w:bCs/>
+        </w:rPr>
+        <w:t xml:space="preserve"> </w:t>
+      </w:r>
+      <w:r>
+        <w:rPr>
+          <w:bCs/>
+        </w:rPr>
+        <w:fldChar w:fldCharType="begin"/>
+      </w:r>
+      <w:r>
+        <w:rPr>
+          <w:bCs/>
+        </w:rPr>
+        <w:instrText xml:space="preserve"> REF MainSteps \h </w:instrText>
+      </w:r>
+      <w:r>
+        <w:rPr>
+          <w:bCs/>
+        </w:rPr>
+      </w:r>
+      <w:r>
+        <w:rPr>
+          <w:bCs/>
+        </w:rPr>
+        <w:fldChar w:fldCharType="separate"/>
+      </w:r>
+      <w:r>
+        <w:t xml:space="preserve">Main </w:t>
+      </w:r>
+      <w:r>
+        <w:t>Steps</w:t>
+      </w:r>
+      <w:r>
+        <w:rPr>
+          <w:bCs/>
+        </w:rPr>
+        <w:fldChar w:fldCharType="end"/>
+      </w:r>
+      <w:r>
+        <w:rPr>
+          <w:bCs/>
+        </w:rPr>
+        <w:t>.</w:t>
+      </w:r>
+    </w:p>
+    <w:p>
+      <w:pPr>
+        <w:pStyle w:val="Heading1"/>
+      </w:pPr>
+      <w:bookmarkStart w:id="6" w:name="MainSteps"/>
+      <w:bookmarkStart w:id="7" w:name="_Toc237607464"/>
+      <w:r>
+        <w:t xml:space="preserve">Main </w:t>
+      </w:r>
+      <w:r>
+        <w:t>Steps</w:t>
+      </w:r>
+      <w:bookmarkEnd w:id="6"/>
+      <w:bookmarkEnd w:id="7"/>
     </w:p>
     <w:p>
       <w:r>
@@ -303,15 +2032,7 @@
         </w:numPr>
       </w:pPr>
       <w:r>
-        <w:t xml:space="preserve">Create a directory from which to run the script and </w:t>
-      </w:r>
-      <w:proofErr w:type="gramStart"/>
-      <w:r>
-        <w:t>cd</w:t>
-      </w:r>
-      <w:proofErr w:type="gramEnd"/>
-      <w:r>
-        <w:t xml:space="preserve"> to it</w:t>
+        <w:t>Create a directory from which to run the script and cd to it</w:t>
       </w:r>
     </w:p>
     <w:p>
@@ -325,31 +2046,65 @@
       <w:r>
         <w:t xml:space="preserve">Download the </w:t>
       </w:r>
-      <w:proofErr w:type="spellStart"/>
-      <w:r>
-        <w:t>awsvpcb</w:t>
-      </w:r>
-      <w:proofErr w:type="spellEnd"/>
-      <w:r>
-        <w:t xml:space="preserve">-setup script -&gt; </w:t>
-      </w:r>
-      <w:proofErr w:type="spellStart"/>
-      <w:r>
-        <w:t>wget</w:t>
-      </w:r>
-      <w:proofErr w:type="spellEnd"/>
-      <w:r>
-        <w:t xml:space="preserve">  </w:t>
-      </w:r>
-      <w:hyperlink r:id="rId5" w:history="1">
+      <w:r>
+        <w:rPr>
+          <w:b/>
+          <w:i/>
+        </w:rPr>
+        <w:t>awsvpcb-setup</w:t>
+      </w:r>
+      <w:r>
+        <w:t xml:space="preserve"> script</w:t>
+      </w:r>
+      <w:r>
+        <w:t xml:space="preserve"> (the command is all one line):</w:t>
+      </w:r>
+      <w:r>
+        <w:t xml:space="preserve"> </w:t>
+      </w:r>
+    </w:p>
+    <w:p>
+      <w:r>
+        <w:rPr>
+          <w:rFonts w:ascii="Courier New" w:hAnsi="Courier New" w:cs="Courier New"/>
+          <w:sz w:val="22"/>
+          <w:szCs w:val="22"/>
+        </w:rPr>
+        <w:t>w</w:t>
+      </w:r>
+      <w:r>
+        <w:rPr>
+          <w:rFonts w:ascii="Courier New" w:hAnsi="Courier New" w:cs="Courier New"/>
+          <w:sz w:val="22"/>
+          <w:szCs w:val="22"/>
+        </w:rPr>
+        <w:t>get</w:t>
+      </w:r>
+      <w:r>
+        <w:rPr>
+          <w:rFonts w:ascii="Courier New" w:hAnsi="Courier New" w:cs="Courier New"/>
+          <w:sz w:val="22"/>
+          <w:szCs w:val="22"/>
+        </w:rPr>
+        <w:t xml:space="preserve"> </w:t>
+      </w:r>
+      <w:hyperlink r:id="rId8" w:history="1">
         <w:r>
           <w:rPr>
             <w:rStyle w:val="Hyperlink"/>
+            <w:rFonts w:ascii="Courier New" w:hAnsi="Courier New" w:cs="Courier New"/>
+            <w:sz w:val="22"/>
+            <w:szCs w:val="22"/>
           </w:rPr>
           <w:t>https://raw.githubusercontent.com/clouducate/awsvpcb/refs/heads/main/awsvpcb-setup</w:t>
         </w:r>
       </w:hyperlink>
       <w:r>
+        <w:rPr>
+          <w:rFonts w:ascii="Courier New" w:hAnsi="Courier New" w:cs="Courier New"/>
+          <w:sz w:val="22"/>
+          <w:szCs w:val="22"/>
+        </w:rPr>
         <w:t xml:space="preserve"> </w:t>
       </w:r>
     </w:p>
@@ -361,21 +2116,30 @@
           <w:numId w:val="3"/>
         </w:numPr>
       </w:pPr>
-      <w:proofErr w:type="spellStart"/>
-      <w:r>
-        <w:t>chmod</w:t>
-      </w:r>
-      <w:proofErr w:type="spellEnd"/>
-      <w:r>
-        <w:t xml:space="preserve"> 755 </w:t>
-      </w:r>
-      <w:proofErr w:type="spellStart"/>
-      <w:r>
-        <w:t>awsvpcb</w:t>
-      </w:r>
-      <w:proofErr w:type="spellEnd"/>
-      <w:r>
-        <w:t>-setup to make it executable.</w:t>
+      <w:r>
+        <w:lastRenderedPageBreak/>
+        <w:t>Make the script</w:t>
+      </w:r>
+      <w:r>
+        <w:t xml:space="preserve"> executable.</w:t>
+      </w:r>
+      <w:r>
+        <w:t xml:space="preserve"> You may need to elevate the level using sudo:</w:t>
+      </w:r>
+    </w:p>
+    <w:p>
+      <w:pPr>
+        <w:rPr>
+          <w:rFonts w:ascii="Courier New" w:hAnsi="Courier New" w:cs="Courier New"/>
+          <w:sz w:val="22"/>
+        </w:rPr>
+      </w:pPr>
+      <w:r>
+        <w:rPr>
+          <w:rFonts w:ascii="Courier New" w:hAnsi="Courier New" w:cs="Courier New"/>
+          <w:sz w:val="22"/>
+        </w:rPr>
+        <w:t>chmod 755 awsvpcb-setup</w:t>
       </w:r>
     </w:p>
     <w:p>
@@ -411,10 +2175,7 @@
         </w:numPr>
       </w:pPr>
       <w:r>
-        <w:t>Install the AWS CLI, if it’s not installed</w:t>
-      </w:r>
-      <w:r>
-        <w:t>.  This can take a few minutes.</w:t>
+        <w:t>Install pre-requisite utilities like zip and unzip.</w:t>
       </w:r>
     </w:p>
     <w:p>
@@ -426,7 +2187,19 @@
         </w:numPr>
       </w:pPr>
       <w:r>
-        <w:t>If you are not logged into AWS, it will provide a URL for you to use to login.  Please copy this URL to a browser and log into your AWS account with an Admin account.</w:t>
+        <w:t>Install the AWS CLI</w:t>
+      </w:r>
+      <w:r>
+        <w:t xml:space="preserve"> V2</w:t>
+      </w:r>
+      <w:r>
+        <w:t>, if it’s not installed</w:t>
+      </w:r>
+      <w:r>
+        <w:t xml:space="preserve"> (the script will not remove AWS CLI V1, if it exists, but V2 will become primary)</w:t>
+      </w:r>
+      <w:r>
+        <w:t>.  This can take a few minutes.</w:t>
       </w:r>
     </w:p>
     <w:p>
@@ -438,51 +2211,35 @@
         </w:numPr>
       </w:pPr>
       <w:r>
+        <w:t>If you are not logged into AWS, it will provide a URL for you to use to login.  Please copy this URL to a browser and log into your AWS account with an Admin account.</w:t>
+      </w:r>
+    </w:p>
+    <w:p>
+      <w:pPr>
+        <w:pStyle w:val="ListParagraph"/>
+        <w:numPr>
+          <w:ilvl w:val="1"/>
+          <w:numId w:val="3"/>
+        </w:numPr>
+      </w:pPr>
+      <w:r>
         <w:t xml:space="preserve">Create an S3 bucket called </w:t>
       </w:r>
-      <w:proofErr w:type="spellStart"/>
       <w:r>
         <w:rPr>
           <w:i/>
           <w:iCs/>
         </w:rPr>
-        <w:t>awsvpcb</w:t>
-      </w:r>
-      <w:proofErr w:type="spellEnd"/>
-      <w:r>
-        <w:rPr>
-          <w:i/>
-          <w:iCs/>
-        </w:rPr>
-        <w:t>-</w:t>
-      </w:r>
-      <w:proofErr w:type="spellStart"/>
-      <w:r>
-        <w:rPr>
-          <w:i/>
-          <w:iCs/>
-        </w:rPr>
-        <w:t>diag</w:t>
-      </w:r>
-      <w:proofErr w:type="spellEnd"/>
-      <w:r>
-        <w:rPr>
-          <w:i/>
-          <w:iCs/>
-        </w:rPr>
-        <w:t>-files-</w:t>
-      </w:r>
-      <w:proofErr w:type="spellStart"/>
-      <w:r>
-        <w:rPr>
-          <w:i/>
-          <w:iCs/>
-        </w:rPr>
-        <w:t>YourAccountNumber</w:t>
-      </w:r>
-      <w:proofErr w:type="spellEnd"/>
+        <w:t>awsvpcb-diag-files-YourAccountNumber</w:t>
+      </w:r>
       <w:r>
         <w:t>, if one does not exist</w:t>
+      </w:r>
+      <w:r>
+        <w:t>. Script execution can automatically create this bucket. Check AWS to determine.</w:t>
+      </w:r>
+      <w:r>
+        <w:t xml:space="preserve"> The Account Number (Account ID) can be see in the top right of the AWS page after you login. </w:t>
       </w:r>
     </w:p>
     <w:p>
@@ -494,21 +2251,112 @@
         </w:numPr>
       </w:pPr>
       <w:r>
-        <w:t>Prompt you for the following information: Institution (e.g., FIU), Name, Email, whether you want student logs also sent to centralized support (e.g., Norbert), the list of courses you may teach that could use AWSVPCB</w:t>
-      </w:r>
-      <w:r>
-        <w:t xml:space="preserve">, and lastly whether you’d like your </w:t>
+        <w:t xml:space="preserve">Prompt you for the following information: </w:t>
+      </w:r>
+    </w:p>
+    <w:p>
+      <w:pPr>
+        <w:pStyle w:val="ListParagraph"/>
+        <w:numPr>
+          <w:ilvl w:val="2"/>
+          <w:numId w:val="3"/>
+        </w:numPr>
+      </w:pPr>
+      <w:r>
+        <w:t xml:space="preserve">Institution (e.g., FIU), </w:t>
+      </w:r>
+    </w:p>
+    <w:p>
+      <w:pPr>
+        <w:pStyle w:val="ListParagraph"/>
+        <w:numPr>
+          <w:ilvl w:val="2"/>
+          <w:numId w:val="3"/>
+        </w:numPr>
+      </w:pPr>
+      <w:r>
+        <w:t xml:space="preserve">Name, </w:t>
+      </w:r>
+    </w:p>
+    <w:p>
+      <w:pPr>
+        <w:pStyle w:val="ListParagraph"/>
+        <w:numPr>
+          <w:ilvl w:val="2"/>
+          <w:numId w:val="3"/>
+        </w:numPr>
+      </w:pPr>
+      <w:r>
+        <w:t>Email</w:t>
+      </w:r>
+      <w:r>
+        <w:t xml:space="preserve"> (must be real as confirmation link is sent)</w:t>
+      </w:r>
+      <w:r>
+        <w:t xml:space="preserve">, </w:t>
+      </w:r>
+    </w:p>
+    <w:p>
+      <w:pPr>
+        <w:pStyle w:val="ListParagraph"/>
+        <w:numPr>
+          <w:ilvl w:val="2"/>
+          <w:numId w:val="3"/>
+        </w:numPr>
+      </w:pPr>
+      <w:r>
+        <w:t>W</w:t>
+      </w:r>
+      <w:r>
+        <w:t xml:space="preserve">hether you want student logs also sent to centralized support (e.g., Norbert), </w:t>
+      </w:r>
+    </w:p>
+    <w:p>
+      <w:pPr>
+        <w:pStyle w:val="ListParagraph"/>
+        <w:numPr>
+          <w:ilvl w:val="2"/>
+          <w:numId w:val="3"/>
+        </w:numPr>
+      </w:pPr>
+      <w:r>
+        <w:t>T</w:t>
+      </w:r>
+      <w:r>
+        <w:t>he list of courses you may teach that could use AWSVPCB</w:t>
+      </w:r>
+    </w:p>
+    <w:p>
+      <w:pPr>
+        <w:pStyle w:val="ListParagraph"/>
+        <w:numPr>
+          <w:ilvl w:val="2"/>
+          <w:numId w:val="3"/>
+        </w:numPr>
+      </w:pPr>
+      <w:r>
+        <w:t>A</w:t>
+      </w:r>
+      <w:r>
+        <w:t>nd lastly</w:t>
+      </w:r>
+      <w:r>
+        <w:t>,</w:t>
+      </w:r>
+      <w:r>
+        <w:t xml:space="preserve"> whether you’d like your </w:t>
       </w:r>
       <w:r>
         <w:t xml:space="preserve">resulting </w:t>
       </w:r>
-      <w:proofErr w:type="spellStart"/>
-      <w:r>
-        <w:t>vpcb</w:t>
-      </w:r>
-      <w:proofErr w:type="spellEnd"/>
-      <w:r>
-        <w:t>-config file sent to the central admin to add to the common manifest shared with all students</w:t>
+      <w:r>
+        <w:rPr>
+          <w:b/>
+        </w:rPr>
+        <w:t>vpcb-config</w:t>
+      </w:r>
+      <w:r>
+        <w:t xml:space="preserve"> file sent to the central admin to add to the common manifest shared with all students</w:t>
       </w:r>
       <w:r>
         <w:t>.</w:t>
@@ -523,7 +2371,25 @@
         </w:numPr>
       </w:pPr>
       <w:r>
-        <w:t>Create an SNS topic for your email to subscribe to and send your email a confirmation notification (please look for it and confirm)</w:t>
+        <w:t xml:space="preserve">Create an SNS topic for your email to subscribe to and send your email a confirmation notification (please look for it </w:t>
+      </w:r>
+      <w:r>
+        <w:t xml:space="preserve">in your supplied email address </w:t>
+      </w:r>
+      <w:r>
+        <w:t xml:space="preserve">and </w:t>
+      </w:r>
+      <w:r>
+        <w:t xml:space="preserve">click the </w:t>
+      </w:r>
+      <w:r>
+        <w:t>confirm</w:t>
+      </w:r>
+      <w:r>
+        <w:t>ation link</w:t>
+      </w:r>
+      <w:r>
+        <w:t>)</w:t>
       </w:r>
     </w:p>
     <w:p>
@@ -571,32 +2437,24 @@
         </w:numPr>
       </w:pPr>
       <w:r>
+        <w:t xml:space="preserve">Create the vpcb-config file that would be used by your students and </w:t>
+      </w:r>
+      <w:r>
+        <w:t>IF OPTED INTO,</w:t>
+      </w:r>
+      <w:r>
+        <w:t xml:space="preserve"> </w:t>
+      </w:r>
+      <w:r>
+        <w:t>uploads it to the central admin for updating of the zip file that students will use</w:t>
+      </w:r>
+    </w:p>
+    <w:p>
+      <w:r>
         <w:lastRenderedPageBreak/>
-        <w:t xml:space="preserve">Create the </w:t>
-      </w:r>
-      <w:proofErr w:type="spellStart"/>
-      <w:r>
-        <w:t>vpcb</w:t>
-      </w:r>
-      <w:proofErr w:type="spellEnd"/>
-      <w:r>
-        <w:t xml:space="preserve">-config file that would be used by your students and </w:t>
-      </w:r>
-      <w:r>
-        <w:t>IF OPTED INTO,</w:t>
-      </w:r>
-      <w:r>
-        <w:t xml:space="preserve"> </w:t>
-      </w:r>
-      <w:r>
-        <w:t>uploads it to the central admin for updating of the zip file that students will use</w:t>
-      </w:r>
-    </w:p>
-    <w:p>
-      <w:r>
         <w:t xml:space="preserve">That’s it!  Please feel free to query the central admin at </w:t>
       </w:r>
-      <w:hyperlink r:id="rId6" w:history="1">
+      <w:hyperlink r:id="rId9" w:history="1">
         <w:r>
           <w:rPr>
             <w:rStyle w:val="Hyperlink"/>
@@ -618,9 +2476,332 @@
 </w:document>
 </file>
 
+<file path=word/endnotes.xml><?xml version="1.0" encoding="utf-8"?>
+<w:endnotes xmlns:wpc="http://schemas.microsoft.com/office/word/2010/wordprocessingCanvas" xmlns:cx="http://schemas.microsoft.com/office/drawing/2014/chartex" xmlns:cx1="http://schemas.microsoft.com/office/drawing/2015/9/8/chartex" xmlns:cx2="http://schemas.microsoft.com/office/drawing/2015/10/21/chartex" xmlns:cx3="http://schemas.microsoft.com/office/drawing/2016/5/9/chartex" xmlns:cx4="http://schemas.microsoft.com/office/drawing/2016/5/10/chartex" xmlns:cx5="http://schemas.microsoft.com/office/drawing/2016/5/11/chartex" xmlns:cx6="http://schemas.microsoft.com/office/drawing/2016/5/12/chartex" xmlns:cx7="http://schemas.microsoft.com/office/drawing/2016/5/13/chartex" xmlns:cx8="http://schemas.microsoft.com/office/drawing/2016/5/14/chartex" xmlns:mc="http://schemas.openxmlformats.org/markup-compatibility/2006" xmlns:aink="http://schemas.microsoft.com/office/drawing/2016/ink" xmlns:am3d="http://schemas.microsoft.com/office/drawing/2017/model3d" xmlns:o="urn:schemas-microsoft-com:office:office" xmlns:oel="http://schemas.microsoft.com/office/2019/extlst" xmlns:r="http://schemas.openxmlformats.org/officeDocument/2006/relationships" xmlns:m="http://schemas.openxmlformats.org/officeDocument/2006/math" xmlns:v="urn:schemas-microsoft-com:vml" xmlns:wp14="http://schemas.microsoft.com/office/word/2010/wordprocessingDrawing" xmlns:wp="http://schemas.openxmlformats.org/drawingml/2006/wordprocessingDrawing" xmlns:w10="urn:schemas-microsoft-com:office:word" xmlns:w="http://schemas.openxmlformats.org/wordprocessingml/2006/main" xmlns:w14="http://schemas.microsoft.com/office/word/2010/wordml" xmlns:w15="http://schemas.microsoft.com/office/word/2012/wordml" xmlns:w16cex="http://schemas.microsoft.com/office/word/2018/wordml/cex" xmlns:w16cid="http://schemas.microsoft.com/office/word/2016/wordml/cid" xmlns:w16="http://schemas.microsoft.com/office/word/2018/wordml" xmlns:w16du="http://schemas.microsoft.com/office/word/2023/wordml/word16du" xmlns:w16sdtdh="http://schemas.microsoft.com/office/word/2020/wordml/sdtdatahash" xmlns:w16sdtfl="http://schemas.microsoft.com/office/word/2024/wordml/sdtformatlock" xmlns:w16se="http://schemas.microsoft.com/office/word/2015/wordml/symex" xmlns:wpg="http://schemas.microsoft.com/office/word/2010/wordprocessingGroup" xmlns:wpi="http://schemas.microsoft.com/office/word/2010/wordprocessingInk" xmlns:wne="http://schemas.microsoft.com/office/word/2006/wordml" xmlns:wps="http://schemas.microsoft.com/office/word/2010/wordprocessingShape" mc:Ignorable="w14 w15 w16se w16cid w16 w16cex w16sdtdh w16sdtfl w16du wp14">
+  <w:endnote w:type="separator" w:id="-1">
+    <w:p>
+      <w:pPr>
+        <w:spacing w:after="0" w:line="240" w:lineRule="auto"/>
+      </w:pPr>
+      <w:r>
+        <w:separator/>
+      </w:r>
+    </w:p>
+  </w:endnote>
+  <w:endnote w:type="continuationSeparator" w:id="0">
+    <w:p>
+      <w:pPr>
+        <w:spacing w:after="0" w:line="240" w:lineRule="auto"/>
+      </w:pPr>
+      <w:r>
+        <w:continuationSeparator/>
+      </w:r>
+    </w:p>
+  </w:endnote>
+</w:endnotes>
+</file>
+
+<file path=word/footnotes.xml><?xml version="1.0" encoding="utf-8"?>
+<w:footnotes xmlns:wpc="http://schemas.microsoft.com/office/word/2010/wordprocessingCanvas" xmlns:cx="http://schemas.microsoft.com/office/drawing/2014/chartex" xmlns:cx1="http://schemas.microsoft.com/office/drawing/2015/9/8/chartex" xmlns:cx2="http://schemas.microsoft.com/office/drawing/2015/10/21/chartex" xmlns:cx3="http://schemas.microsoft.com/office/drawing/2016/5/9/chartex" xmlns:cx4="http://schemas.microsoft.com/office/drawing/2016/5/10/chartex" xmlns:cx5="http://schemas.microsoft.com/office/drawing/2016/5/11/chartex" xmlns:cx6="http://schemas.microsoft.com/office/drawing/2016/5/12/chartex" xmlns:cx7="http://schemas.microsoft.com/office/drawing/2016/5/13/chartex" xmlns:cx8="http://schemas.microsoft.com/office/drawing/2016/5/14/chartex" xmlns:mc="http://schemas.openxmlformats.org/markup-compatibility/2006" xmlns:aink="http://schemas.microsoft.com/office/drawing/2016/ink" xmlns:am3d="http://schemas.microsoft.com/office/drawing/2017/model3d" xmlns:o="urn:schemas-microsoft-com:office:office" xmlns:oel="http://schemas.microsoft.com/office/2019/extlst" xmlns:r="http://schemas.openxmlformats.org/officeDocument/2006/relationships" xmlns:m="http://schemas.openxmlformats.org/officeDocument/2006/math" xmlns:v="urn:schemas-microsoft-com:vml" xmlns:wp14="http://schemas.microsoft.com/office/word/2010/wordprocessingDrawing" xmlns:wp="http://schemas.openxmlformats.org/drawingml/2006/wordprocessingDrawing" xmlns:w10="urn:schemas-microsoft-com:office:word" xmlns:w="http://schemas.openxmlformats.org/wordprocessingml/2006/main" xmlns:w14="http://schemas.microsoft.com/office/word/2010/wordml" xmlns:w15="http://schemas.microsoft.com/office/word/2012/wordml" xmlns:w16cex="http://schemas.microsoft.com/office/word/2018/wordml/cex" xmlns:w16cid="http://schemas.microsoft.com/office/word/2016/wordml/cid" xmlns:w16="http://schemas.microsoft.com/office/word/2018/wordml" xmlns:w16du="http://schemas.microsoft.com/office/word/2023/wordml/word16du" xmlns:w16sdtdh="http://schemas.microsoft.com/office/word/2020/wordml/sdtdatahash" xmlns:w16sdtfl="http://schemas.microsoft.com/office/word/2024/wordml/sdtformatlock" xmlns:w16se="http://schemas.microsoft.com/office/word/2015/wordml/symex" xmlns:wpg="http://schemas.microsoft.com/office/word/2010/wordprocessingGroup" xmlns:wpi="http://schemas.microsoft.com/office/word/2010/wordprocessingInk" xmlns:wne="http://schemas.microsoft.com/office/word/2006/wordml" xmlns:wps="http://schemas.microsoft.com/office/word/2010/wordprocessingShape" mc:Ignorable="w14 w15 w16se w16cid w16 w16cex w16sdtdh w16sdtfl w16du wp14">
+  <w:footnote w:type="separator" w:id="-1">
+    <w:p>
+      <w:pPr>
+        <w:spacing w:after="0" w:line="240" w:lineRule="auto"/>
+      </w:pPr>
+      <w:r>
+        <w:separator/>
+      </w:r>
+    </w:p>
+  </w:footnote>
+  <w:footnote w:type="continuationSeparator" w:id="0">
+    <w:p>
+      <w:pPr>
+        <w:spacing w:after="0" w:line="240" w:lineRule="auto"/>
+      </w:pPr>
+      <w:r>
+        <w:continuationSeparator/>
+      </w:r>
+    </w:p>
+  </w:footnote>
+  <w:footnote w:id="1">
+    <w:p>
+      <w:pPr>
+        <w:pStyle w:val="FootnoteText"/>
+      </w:pPr>
+      <w:r>
+        <w:rPr>
+          <w:rStyle w:val="FootnoteReference"/>
+        </w:rPr>
+        <w:footnoteRef/>
+      </w:r>
+      <w:r>
+        <w:t xml:space="preserve"> </w:t>
+      </w:r>
+      <w:r>
+        <w:rPr>
+          <w:b/>
+        </w:rPr>
+        <w:t xml:space="preserve">Note: WSL </w:t>
+      </w:r>
+      <w:r>
+        <w:t xml:space="preserve">can be easily installed with the command </w:t>
+      </w:r>
+      <w:r>
+        <w:rPr>
+          <w:b/>
+          <w:i/>
+        </w:rPr>
+        <w:t xml:space="preserve">wsl </w:t>
+      </w:r>
+      <w:r>
+        <w:rPr>
+          <w:b/>
+          <w:i/>
+        </w:rPr>
+        <w:t>--</w:t>
+      </w:r>
+      <w:r>
+        <w:rPr>
+          <w:b/>
+          <w:i/>
+        </w:rPr>
+        <w:t>install</w:t>
+      </w:r>
+      <w:r>
+        <w:t xml:space="preserve"> </w:t>
+      </w:r>
+      <w:r>
+        <w:t>excluding the –no-distribution flag.</w:t>
+      </w:r>
+    </w:p>
+    <w:p>
+      <w:pPr>
+        <w:pStyle w:val="FootnoteText"/>
+      </w:pPr>
+      <w:r>
+        <w:t>T</w:t>
+      </w:r>
+      <w:r>
+        <w:t>hi</w:t>
+      </w:r>
+      <w:r>
+        <w:t xml:space="preserve">s </w:t>
+      </w:r>
+      <w:r>
+        <w:t>will automatically install Ubuntu OS and set it as the default deployed WSL. You can do this</w:t>
+      </w:r>
+      <w:r>
+        <w:t xml:space="preserve"> and skip right to the </w:t>
+      </w:r>
+      <w:r>
+        <w:fldChar w:fldCharType="begin"/>
+      </w:r>
+      <w:r>
+        <w:instrText xml:space="preserve"> REF MainSteps \h </w:instrText>
+      </w:r>
+      <w:r>
+        <w:fldChar w:fldCharType="separate"/>
+      </w:r>
+      <w:r>
+        <w:rPr>
+          <w:b/>
+          <w:bCs/>
+        </w:rPr>
+        <w:t xml:space="preserve">Main </w:t>
+      </w:r>
+      <w:r>
+        <w:rPr>
+          <w:b/>
+          <w:bCs/>
+        </w:rPr>
+        <w:t>Steps</w:t>
+      </w:r>
+      <w:r>
+        <w:fldChar w:fldCharType="end"/>
+      </w:r>
+      <w:r>
+        <w:t>. However, the steps serve as a short tutorial for the those in need.</w:t>
+      </w:r>
+    </w:p>
+  </w:footnote>
+</w:footnotes>
+</file>
+
 <file path=word/numbering.xml><?xml version="1.0" encoding="utf-8"?>
 <w:numbering xmlns:wpc="http://schemas.microsoft.com/office/word/2010/wordprocessingCanvas" xmlns:cx="http://schemas.microsoft.com/office/drawing/2014/chartex" xmlns:cx1="http://schemas.microsoft.com/office/drawing/2015/9/8/chartex" xmlns:cx2="http://schemas.microsoft.com/office/drawing/2015/10/21/chartex" xmlns:cx3="http://schemas.microsoft.com/office/drawing/2016/5/9/chartex" xmlns:cx4="http://schemas.microsoft.com/office/drawing/2016/5/10/chartex" xmlns:cx5="http://schemas.microsoft.com/office/drawing/2016/5/11/chartex" xmlns:cx6="http://schemas.microsoft.com/office/drawing/2016/5/12/chartex" xmlns:cx7="http://schemas.microsoft.com/office/drawing/2016/5/13/chartex" xmlns:cx8="http://schemas.microsoft.com/office/drawing/2016/5/14/chartex" xmlns:mc="http://schemas.openxmlformats.org/markup-compatibility/2006" xmlns:aink="http://schemas.microsoft.com/office/drawing/2016/ink" xmlns:am3d="http://schemas.microsoft.com/office/drawing/2017/model3d" xmlns:o="urn:schemas-microsoft-com:office:office" xmlns:oel="http://schemas.microsoft.com/office/2019/extlst" xmlns:r="http://schemas.openxmlformats.org/officeDocument/2006/relationships" xmlns:m="http://schemas.openxmlformats.org/officeDocument/2006/math" xmlns:v="urn:schemas-microsoft-com:vml" xmlns:wp14="http://schemas.microsoft.com/office/word/2010/wordprocessingDrawing" xmlns:wp="http://schemas.openxmlformats.org/drawingml/2006/wordprocessingDrawing" xmlns:w10="urn:schemas-microsoft-com:office:word" xmlns:w="http://schemas.openxmlformats.org/wordprocessingml/2006/main" xmlns:w14="http://schemas.microsoft.com/office/word/2010/wordml" xmlns:w15="http://schemas.microsoft.com/office/word/2012/wordml" xmlns:w16cex="http://schemas.microsoft.com/office/word/2018/wordml/cex" xmlns:w16cid="http://schemas.microsoft.com/office/word/2016/wordml/cid" xmlns:w16="http://schemas.microsoft.com/office/word/2018/wordml" xmlns:w16du="http://schemas.microsoft.com/office/word/2023/wordml/word16du" xmlns:w16sdtdh="http://schemas.microsoft.com/office/word/2020/wordml/sdtdatahash" xmlns:w16sdtfl="http://schemas.microsoft.com/office/word/2024/wordml/sdtformatlock" xmlns:w16se="http://schemas.microsoft.com/office/word/2015/wordml/symex" xmlns:wpg="http://schemas.microsoft.com/office/word/2010/wordprocessingGroup" xmlns:wpi="http://schemas.microsoft.com/office/word/2010/wordprocessingInk" xmlns:wne="http://schemas.microsoft.com/office/word/2006/wordml" xmlns:wps="http://schemas.microsoft.com/office/word/2010/wordprocessingShape" mc:Ignorable="w14 w15 w16se w16cid w16 w16cex w16sdtdh w16sdtfl w16du wp14">
   <w:abstractNum w:abstractNumId="0" w15:restartNumberingAfterBreak="0">
+    <w:nsid w:val="078411FC"/>
+    <w:multiLevelType w:val="hybridMultilevel"/>
+    <w:tmpl w:val="4A6474E4"/>
+    <w:lvl w:ilvl="0" w:tplc="04090011">
+      <w:start w:val="1"/>
+      <w:numFmt w:val="decimal"/>
+      <w:lvlText w:val="%1)"/>
+      <w:lvlJc w:val="left"/>
+      <w:pPr>
+        <w:ind w:left="720" w:hanging="360"/>
+      </w:pPr>
+    </w:lvl>
+    <w:lvl w:ilvl="1" w:tplc="04090019">
+      <w:start w:val="1"/>
+      <w:numFmt w:val="lowerLetter"/>
+      <w:lvlText w:val="%2."/>
+      <w:lvlJc w:val="left"/>
+      <w:pPr>
+        <w:ind w:left="1440" w:hanging="360"/>
+      </w:pPr>
+    </w:lvl>
+    <w:lvl w:ilvl="2" w:tplc="0409001B" w:tentative="1">
+      <w:start w:val="1"/>
+      <w:numFmt w:val="lowerRoman"/>
+      <w:lvlText w:val="%3."/>
+      <w:lvlJc w:val="right"/>
+      <w:pPr>
+        <w:ind w:left="2160" w:hanging="180"/>
+      </w:pPr>
+    </w:lvl>
+    <w:lvl w:ilvl="3" w:tplc="0409000F" w:tentative="1">
+      <w:start w:val="1"/>
+      <w:numFmt w:val="decimal"/>
+      <w:lvlText w:val="%4."/>
+      <w:lvlJc w:val="left"/>
+      <w:pPr>
+        <w:ind w:left="2880" w:hanging="360"/>
+      </w:pPr>
+    </w:lvl>
+    <w:lvl w:ilvl="4" w:tplc="04090019" w:tentative="1">
+      <w:start w:val="1"/>
+      <w:numFmt w:val="lowerLetter"/>
+      <w:lvlText w:val="%5."/>
+      <w:lvlJc w:val="left"/>
+      <w:pPr>
+        <w:ind w:left="3600" w:hanging="360"/>
+      </w:pPr>
+    </w:lvl>
+    <w:lvl w:ilvl="5" w:tplc="0409001B" w:tentative="1">
+      <w:start w:val="1"/>
+      <w:numFmt w:val="lowerRoman"/>
+      <w:lvlText w:val="%6."/>
+      <w:lvlJc w:val="right"/>
+      <w:pPr>
+        <w:ind w:left="4320" w:hanging="180"/>
+      </w:pPr>
+    </w:lvl>
+    <w:lvl w:ilvl="6" w:tplc="0409000F" w:tentative="1">
+      <w:start w:val="1"/>
+      <w:numFmt w:val="decimal"/>
+      <w:lvlText w:val="%7."/>
+      <w:lvlJc w:val="left"/>
+      <w:pPr>
+        <w:ind w:left="5040" w:hanging="360"/>
+      </w:pPr>
+    </w:lvl>
+    <w:lvl w:ilvl="7" w:tplc="04090019" w:tentative="1">
+      <w:start w:val="1"/>
+      <w:numFmt w:val="lowerLetter"/>
+      <w:lvlText w:val="%8."/>
+      <w:lvlJc w:val="left"/>
+      <w:pPr>
+        <w:ind w:left="5760" w:hanging="360"/>
+      </w:pPr>
+    </w:lvl>
+    <w:lvl w:ilvl="8" w:tplc="0409001B" w:tentative="1">
+      <w:start w:val="1"/>
+      <w:numFmt w:val="lowerRoman"/>
+      <w:lvlText w:val="%9."/>
+      <w:lvlJc w:val="right"/>
+      <w:pPr>
+        <w:ind w:left="6480" w:hanging="180"/>
+      </w:pPr>
+    </w:lvl>
+  </w:abstractNum>
+  <w:abstractNum w:abstractNumId="1" w15:restartNumberingAfterBreak="0">
+    <w:nsid w:val="3AE76200"/>
+    <w:multiLevelType w:val="hybridMultilevel"/>
+    <w:tmpl w:val="BCD8562E"/>
+    <w:lvl w:ilvl="0" w:tplc="04090011">
+      <w:start w:val="1"/>
+      <w:numFmt w:val="decimal"/>
+      <w:lvlText w:val="%1)"/>
+      <w:lvlJc w:val="left"/>
+      <w:pPr>
+        <w:ind w:left="720" w:hanging="360"/>
+      </w:pPr>
+    </w:lvl>
+    <w:lvl w:ilvl="1" w:tplc="04090019" w:tentative="1">
+      <w:start w:val="1"/>
+      <w:numFmt w:val="lowerLetter"/>
+      <w:lvlText w:val="%2."/>
+      <w:lvlJc w:val="left"/>
+      <w:pPr>
+        <w:ind w:left="1440" w:hanging="360"/>
+      </w:pPr>
+    </w:lvl>
+    <w:lvl w:ilvl="2" w:tplc="0409001B" w:tentative="1">
+      <w:start w:val="1"/>
+      <w:numFmt w:val="lowerRoman"/>
+      <w:lvlText w:val="%3."/>
+      <w:lvlJc w:val="right"/>
+      <w:pPr>
+        <w:ind w:left="2160" w:hanging="180"/>
+      </w:pPr>
+    </w:lvl>
+    <w:lvl w:ilvl="3" w:tplc="0409000F" w:tentative="1">
+      <w:start w:val="1"/>
+      <w:numFmt w:val="decimal"/>
+      <w:lvlText w:val="%4."/>
+      <w:lvlJc w:val="left"/>
+      <w:pPr>
+        <w:ind w:left="2880" w:hanging="360"/>
+      </w:pPr>
+    </w:lvl>
+    <w:lvl w:ilvl="4" w:tplc="04090019" w:tentative="1">
+      <w:start w:val="1"/>
+      <w:numFmt w:val="lowerLetter"/>
+      <w:lvlText w:val="%5."/>
+      <w:lvlJc w:val="left"/>
+      <w:pPr>
+        <w:ind w:left="3600" w:hanging="360"/>
+      </w:pPr>
+    </w:lvl>
+    <w:lvl w:ilvl="5" w:tplc="0409001B" w:tentative="1">
+      <w:start w:val="1"/>
+      <w:numFmt w:val="lowerRoman"/>
+      <w:lvlText w:val="%6."/>
+      <w:lvlJc w:val="right"/>
+      <w:pPr>
+        <w:ind w:left="4320" w:hanging="180"/>
+      </w:pPr>
+    </w:lvl>
+    <w:lvl w:ilvl="6" w:tplc="0409000F" w:tentative="1">
+      <w:start w:val="1"/>
+      <w:numFmt w:val="decimal"/>
+      <w:lvlText w:val="%7."/>
+      <w:lvlJc w:val="left"/>
+      <w:pPr>
+        <w:ind w:left="5040" w:hanging="360"/>
+      </w:pPr>
+    </w:lvl>
+    <w:lvl w:ilvl="7" w:tplc="04090019" w:tentative="1">
+      <w:start w:val="1"/>
+      <w:numFmt w:val="lowerLetter"/>
+      <w:lvlText w:val="%8."/>
+      <w:lvlJc w:val="left"/>
+      <w:pPr>
+        <w:ind w:left="5760" w:hanging="360"/>
+      </w:pPr>
+    </w:lvl>
+    <w:lvl w:ilvl="8" w:tplc="0409001B" w:tentative="1">
+      <w:start w:val="1"/>
+      <w:numFmt w:val="lowerRoman"/>
+      <w:lvlText w:val="%9."/>
+      <w:lvlJc w:val="right"/>
+      <w:pPr>
+        <w:ind w:left="6480" w:hanging="180"/>
+      </w:pPr>
+    </w:lvl>
+  </w:abstractNum>
+  <w:abstractNum w:abstractNumId="2" w15:restartNumberingAfterBreak="0">
     <w:nsid w:val="3B9A311C"/>
     <w:multiLevelType w:val="hybridMultilevel"/>
     <w:tmpl w:val="CB283A0A"/>
@@ -709,7 +2890,7 @@
       </w:pPr>
     </w:lvl>
   </w:abstractNum>
-  <w:abstractNum w:abstractNumId="1" w15:restartNumberingAfterBreak="0">
+  <w:abstractNum w:abstractNumId="3" w15:restartNumberingAfterBreak="0">
     <w:nsid w:val="3C263A99"/>
     <w:multiLevelType w:val="hybridMultilevel"/>
     <w:tmpl w:val="FB848A90"/>
@@ -798,7 +2979,7 @@
       </w:pPr>
     </w:lvl>
   </w:abstractNum>
-  <w:abstractNum w:abstractNumId="2" w15:restartNumberingAfterBreak="0">
+  <w:abstractNum w:abstractNumId="4" w15:restartNumberingAfterBreak="0">
     <w:nsid w:val="610E27C1"/>
     <w:multiLevelType w:val="hybridMultilevel"/>
     <w:tmpl w:val="4B1E5546"/>
@@ -887,14 +3068,109 @@
       </w:pPr>
     </w:lvl>
   </w:abstractNum>
-  <w:num w:numId="1" w16cid:durableId="569195092">
+  <w:abstractNum w:abstractNumId="5" w15:restartNumberingAfterBreak="0">
+    <w:nsid w:val="62EB12FE"/>
+    <w:multiLevelType w:val="hybridMultilevel"/>
+    <w:tmpl w:val="4A6474E4"/>
+    <w:lvl w:ilvl="0" w:tplc="04090011">
+      <w:start w:val="1"/>
+      <w:numFmt w:val="decimal"/>
+      <w:lvlText w:val="%1)"/>
+      <w:lvlJc w:val="left"/>
+      <w:pPr>
+        <w:ind w:left="720" w:hanging="360"/>
+      </w:pPr>
+    </w:lvl>
+    <w:lvl w:ilvl="1" w:tplc="04090019">
+      <w:start w:val="1"/>
+      <w:numFmt w:val="lowerLetter"/>
+      <w:lvlText w:val="%2."/>
+      <w:lvlJc w:val="left"/>
+      <w:pPr>
+        <w:ind w:left="1440" w:hanging="360"/>
+      </w:pPr>
+    </w:lvl>
+    <w:lvl w:ilvl="2" w:tplc="0409001B" w:tentative="1">
+      <w:start w:val="1"/>
+      <w:numFmt w:val="lowerRoman"/>
+      <w:lvlText w:val="%3."/>
+      <w:lvlJc w:val="right"/>
+      <w:pPr>
+        <w:ind w:left="2160" w:hanging="180"/>
+      </w:pPr>
+    </w:lvl>
+    <w:lvl w:ilvl="3" w:tplc="0409000F" w:tentative="1">
+      <w:start w:val="1"/>
+      <w:numFmt w:val="decimal"/>
+      <w:lvlText w:val="%4."/>
+      <w:lvlJc w:val="left"/>
+      <w:pPr>
+        <w:ind w:left="2880" w:hanging="360"/>
+      </w:pPr>
+    </w:lvl>
+    <w:lvl w:ilvl="4" w:tplc="04090019" w:tentative="1">
+      <w:start w:val="1"/>
+      <w:numFmt w:val="lowerLetter"/>
+      <w:lvlText w:val="%5."/>
+      <w:lvlJc w:val="left"/>
+      <w:pPr>
+        <w:ind w:left="3600" w:hanging="360"/>
+      </w:pPr>
+    </w:lvl>
+    <w:lvl w:ilvl="5" w:tplc="0409001B" w:tentative="1">
+      <w:start w:val="1"/>
+      <w:numFmt w:val="lowerRoman"/>
+      <w:lvlText w:val="%6."/>
+      <w:lvlJc w:val="right"/>
+      <w:pPr>
+        <w:ind w:left="4320" w:hanging="180"/>
+      </w:pPr>
+    </w:lvl>
+    <w:lvl w:ilvl="6" w:tplc="0409000F" w:tentative="1">
+      <w:start w:val="1"/>
+      <w:numFmt w:val="decimal"/>
+      <w:lvlText w:val="%7."/>
+      <w:lvlJc w:val="left"/>
+      <w:pPr>
+        <w:ind w:left="5040" w:hanging="360"/>
+      </w:pPr>
+    </w:lvl>
+    <w:lvl w:ilvl="7" w:tplc="04090019" w:tentative="1">
+      <w:start w:val="1"/>
+      <w:numFmt w:val="lowerLetter"/>
+      <w:lvlText w:val="%8."/>
+      <w:lvlJc w:val="left"/>
+      <w:pPr>
+        <w:ind w:left="5760" w:hanging="360"/>
+      </w:pPr>
+    </w:lvl>
+    <w:lvl w:ilvl="8" w:tplc="0409001B" w:tentative="1">
+      <w:start w:val="1"/>
+      <w:numFmt w:val="lowerRoman"/>
+      <w:lvlText w:val="%9."/>
+      <w:lvlJc w:val="right"/>
+      <w:pPr>
+        <w:ind w:left="6480" w:hanging="180"/>
+      </w:pPr>
+    </w:lvl>
+  </w:abstractNum>
+  <w:num w:numId="1" w16cid:durableId="1564414087">
+    <w:abstractNumId w:val="2"/>
+  </w:num>
+  <w:num w:numId="2" w16cid:durableId="199171225">
+    <w:abstractNumId w:val="3"/>
+  </w:num>
+  <w:num w:numId="3" w16cid:durableId="393700350">
+    <w:abstractNumId w:val="4"/>
+  </w:num>
+  <w:num w:numId="4" w16cid:durableId="918177531">
     <w:abstractNumId w:val="0"/>
   </w:num>
-  <w:num w:numId="2" w16cid:durableId="1198391718">
+  <w:num w:numId="5" w16cid:durableId="1940992329">
     <w:abstractNumId w:val="1"/>
   </w:num>
-  <w:num w:numId="3" w16cid:durableId="583957045">
-    <w:abstractNumId w:val="2"/>
+  <w:num w:numId="6" w16cid:durableId="75174644">
+    <w:abstractNumId w:val="5"/>
   </w:num>
 </w:numbering>
 </file>
@@ -1307,7 +3583,7 @@
     <w:link w:val="Heading1Char"/>
     <w:uiPriority w:val="9"/>
     <w:qFormat/>
-    <w:rsid w:val="005F72BD"/>
+    <w:rsid w:val="00F173A0"/>
     <w:pPr>
       <w:keepNext/>
       <w:keepLines/>
@@ -1317,7 +3593,7 @@
     <w:rPr>
       <w:rFonts w:asciiTheme="majorHAnsi" w:eastAsiaTheme="majorEastAsia" w:hAnsiTheme="majorHAnsi" w:cstheme="majorBidi"/>
       <w:color w:val="0F4761" w:themeColor="accent1" w:themeShade="BF"/>
-      <w:sz w:val="40"/>
+      <w:sz w:val="32"/>
       <w:szCs w:val="40"/>
     </w:rPr>
   </w:style>
@@ -1327,10 +3603,9 @@
     <w:next w:val="Normal"/>
     <w:link w:val="Heading2Char"/>
     <w:uiPriority w:val="9"/>
-    <w:semiHidden/>
     <w:unhideWhenUsed/>
     <w:qFormat/>
-    <w:rsid w:val="005F72BD"/>
+    <w:rsid w:val="00F173A0"/>
     <w:pPr>
       <w:keepNext/>
       <w:keepLines/>
@@ -1340,7 +3615,7 @@
     <w:rPr>
       <w:rFonts w:asciiTheme="majorHAnsi" w:eastAsiaTheme="majorEastAsia" w:hAnsiTheme="majorHAnsi" w:cstheme="majorBidi"/>
       <w:color w:val="0F4761" w:themeColor="accent1" w:themeShade="BF"/>
-      <w:sz w:val="32"/>
+      <w:sz w:val="28"/>
       <w:szCs w:val="32"/>
     </w:rPr>
   </w:style>
@@ -1531,11 +3806,11 @@
     <w:basedOn w:val="DefaultParagraphFont"/>
     <w:link w:val="Heading1"/>
     <w:uiPriority w:val="9"/>
-    <w:rsid w:val="005F72BD"/>
+    <w:rsid w:val="00F173A0"/>
     <w:rPr>
       <w:rFonts w:asciiTheme="majorHAnsi" w:eastAsiaTheme="majorEastAsia" w:hAnsiTheme="majorHAnsi" w:cstheme="majorBidi"/>
       <w:color w:val="0F4761" w:themeColor="accent1" w:themeShade="BF"/>
-      <w:sz w:val="40"/>
+      <w:sz w:val="32"/>
       <w:szCs w:val="40"/>
     </w:rPr>
   </w:style>
@@ -1544,12 +3819,11 @@
     <w:basedOn w:val="DefaultParagraphFont"/>
     <w:link w:val="Heading2"/>
     <w:uiPriority w:val="9"/>
-    <w:semiHidden/>
-    <w:rsid w:val="005F72BD"/>
+    <w:rsid w:val="00F173A0"/>
     <w:rPr>
       <w:rFonts w:asciiTheme="majorHAnsi" w:eastAsiaTheme="majorEastAsia" w:hAnsiTheme="majorHAnsi" w:cstheme="majorBidi"/>
       <w:color w:val="0F4761" w:themeColor="accent1" w:themeShade="BF"/>
-      <w:sz w:val="32"/>
+      <w:sz w:val="28"/>
       <w:szCs w:val="32"/>
     </w:rPr>
   </w:style>
@@ -1827,8 +4101,8 @@
       <w:u w:val="single"/>
     </w:rPr>
   </w:style>
-  <w:style w:type="character" w:styleId="UnresolvedMention">
-    <w:name w:val="Unresolved Mention"/>
+  <w:style w:type="character" w:customStyle="1" w:styleId="UnresolvedMention1">
+    <w:name w:val="Unresolved Mention1"/>
     <w:basedOn w:val="DefaultParagraphFont"/>
     <w:uiPriority w:val="99"/>
     <w:semiHidden/>
@@ -1838,6 +4112,87 @@
       <w:color w:val="605E5C"/>
       <w:shd w:val="clear" w:color="auto" w:fill="E1DFDD"/>
     </w:rPr>
+  </w:style>
+  <w:style w:type="paragraph" w:styleId="FootnoteText">
+    <w:name w:val="footnote text"/>
+    <w:basedOn w:val="Normal"/>
+    <w:link w:val="FootnoteTextChar"/>
+    <w:uiPriority w:val="99"/>
+    <w:semiHidden/>
+    <w:unhideWhenUsed/>
+    <w:rsid w:val="00F7576E"/>
+    <w:pPr>
+      <w:spacing w:after="0" w:line="240" w:lineRule="auto"/>
+    </w:pPr>
+    <w:rPr>
+      <w:sz w:val="20"/>
+      <w:szCs w:val="20"/>
+    </w:rPr>
+  </w:style>
+  <w:style w:type="character" w:customStyle="1" w:styleId="FootnoteTextChar">
+    <w:name w:val="Footnote Text Char"/>
+    <w:basedOn w:val="DefaultParagraphFont"/>
+    <w:link w:val="FootnoteText"/>
+    <w:uiPriority w:val="99"/>
+    <w:semiHidden/>
+    <w:rsid w:val="00F7576E"/>
+    <w:rPr>
+      <w:sz w:val="20"/>
+      <w:szCs w:val="20"/>
+    </w:rPr>
+  </w:style>
+  <w:style w:type="character" w:styleId="FootnoteReference">
+    <w:name w:val="footnote reference"/>
+    <w:basedOn w:val="DefaultParagraphFont"/>
+    <w:uiPriority w:val="99"/>
+    <w:unhideWhenUsed/>
+    <w:rsid w:val="00F7576E"/>
+    <w:rPr>
+      <w:vertAlign w:val="superscript"/>
+    </w:rPr>
+  </w:style>
+  <w:style w:type="paragraph" w:styleId="TOCHeading">
+    <w:name w:val="TOC Heading"/>
+    <w:basedOn w:val="Heading1"/>
+    <w:next w:val="Normal"/>
+    <w:uiPriority w:val="39"/>
+    <w:unhideWhenUsed/>
+    <w:qFormat/>
+    <w:rsid w:val="00924FB4"/>
+    <w:pPr>
+      <w:spacing w:before="240" w:after="0" w:line="259" w:lineRule="auto"/>
+      <w:outlineLvl w:val="9"/>
+    </w:pPr>
+    <w:rPr>
+      <w:kern w:val="0"/>
+      <w:szCs w:val="32"/>
+      <w14:ligatures w14:val="none"/>
+    </w:rPr>
+  </w:style>
+  <w:style w:type="paragraph" w:styleId="TOC1">
+    <w:name w:val="toc 1"/>
+    <w:basedOn w:val="Normal"/>
+    <w:next w:val="Normal"/>
+    <w:autoRedefine/>
+    <w:uiPriority w:val="39"/>
+    <w:unhideWhenUsed/>
+    <w:rsid w:val="00924FB4"/>
+    <w:pPr>
+      <w:spacing w:after="100"/>
+    </w:pPr>
+  </w:style>
+  <w:style w:type="paragraph" w:styleId="TOC2">
+    <w:name w:val="toc 2"/>
+    <w:basedOn w:val="Normal"/>
+    <w:next w:val="Normal"/>
+    <w:autoRedefine/>
+    <w:uiPriority w:val="39"/>
+    <w:unhideWhenUsed/>
+    <w:rsid w:val="00924FB4"/>
+    <w:pPr>
+      <w:spacing w:after="100"/>
+      <w:ind w:left="240"/>
+    </w:pPr>
   </w:style>
 </w:styles>
 </file>
@@ -2135,4 +4490,16 @@
     </a:ext>
   </a:extLst>
 </a:theme>
+</file>
+
+<file path=customXml/item1.xml><?xml version="1.0" encoding="utf-8"?>
+<b:Sources xmlns:b="http://schemas.openxmlformats.org/officeDocument/2006/bibliography" xmlns="http://schemas.openxmlformats.org/officeDocument/2006/bibliography" SelectedStyle="\APASixthEditionOfficeOnline.xsl" StyleName="APA" Version="6"/>
+</file>
+
+<file path=customXml/itemProps1.xml><?xml version="1.0" encoding="utf-8"?>
+<ds:datastoreItem xmlns:ds="http://schemas.openxmlformats.org/officeDocument/2006/customXml" ds:itemID="{9634930D-AD62-4C53-9B53-797CC6D3F9B4}">
+  <ds:schemaRefs>
+    <ds:schemaRef ds:uri="http://schemas.openxmlformats.org/officeDocument/2006/bibliography"/>
+  </ds:schemaRefs>
+</ds:datastoreItem>
 </file>